--- a/_implementation-notes/evening-series/FotH Evening Session 2 Leader Notes DRAFT v1.docx
+++ b/_implementation-notes/evening-series/FotH Evening Session 2 Leader Notes DRAFT v1.docx
@@ -260,7 +260,7 @@
         <w:t>CUES:</w:t>
       </w:r>
       <w:r>
-        <w:t xml:space="preserve"> pair spaces set before doors open; every leadsanion has done the diagnostic on themselves; the opening parent for each pair is arranged in advance.</w:t>
+        <w:t xml:space="preserve"> pair spaces set before doors open; every Lead Companion has done the diagnostic on themselves; the opening parent for each pair is arranged in advance.</w:t>
       </w:r>
     </w:p>
     <w:p>

--- a/_implementation-notes/evening-series/FotH Evening Session 2 Leader Notes DRAFT v1.docx
+++ b/_implementation-notes/evening-series/FotH Evening Session 2 Leader Notes DRAFT v1.docx
@@ -799,7 +799,7 @@
           <w:color w:val="6B8E3F"/>
           <w:sz w:val="18"/>
         </w:rPr>
-        <w:t>S2 · 8:11–8:20 · LEAD: CONTENT PRESENTER</w:t>
+        <w:t>S2 · 8:11–8:20 · LEAD: CONTAINER HOLDER</w:t>
       </w:r>
     </w:p>
     <w:p>

--- a/_implementation-notes/evening-series/FotH Evening Session 2 Leader Notes DRAFT v1.docx
+++ b/_implementation-notes/evening-series/FotH Evening Session 2 Leader Notes DRAFT v1.docx
@@ -595,7 +595,7 @@
         <w:t>CUES:</w:t>
       </w:r>
       <w:r>
-        <w:t xml:space="preserve"> Bridge before the 4:40 move: restate the container for the pairs — what your family says today is a gift, not ammunition; it does not come up in the car. Wait for nods from each family before anyone moves.</w:t>
+        <w:t xml:space="preserve"> Bridge before the 7:40 move: restate the container for the pairs — what your family says today is a gift, not ammunition; it does not come up in the car. Wait for nods from each family before anyone moves.</w:t>
       </w:r>
     </w:p>
     <w:p>
@@ -819,7 +819,7 @@
         <w:ind w:left="216"/>
       </w:pPr>
       <w:r>
-        <w:t>1. Re-merge starts at 5:09 — three minutes to move; let the circle settle.</w:t>
+        <w:t>1. Re-merge starts at 8:10 — one minute to move; let the circle settle.</w:t>
       </w:r>
     </w:p>
     <w:p>

--- a/_implementation-notes/evening-series/FotH Evening Session 2 Leader Notes DRAFT v1.docx
+++ b/_implementation-notes/evening-series/FotH Evening Session 2 Leader Notes DRAFT v1.docx
@@ -4,7 +4,7 @@
   <w:body>
     <w:p>
       <w:pPr>
-        <w:spacing w:after="40"/>
+        <w:spacing w:before="0" w:after="40"/>
       </w:pPr>
       <w:r>
         <w:rPr>
@@ -18,22 +18,92 @@
     </w:p>
     <w:p>
       <w:pPr>
-        <w:spacing w:after="160"/>
+        <w:spacing w:before="0" w:after="80"/>
       </w:pPr>
       <w:r>
         <w:rPr>
-          <w:i/>
           <w:color w:val="595959"/>
           <w:sz w:val="18"/>
         </w:rPr>
-        <w:t>FotH Evening · the speaker notes, in hand — so the leading pair reads the room, not the screen. Same content as the deck notes; the slides carry the room, these notes carry you. Practice the session together beforehand.</w:t>
+        <w:t>FotH Evening · the speaker notes, in hand — so the leading pair reads the room, not the screen. The big number on each block is the number in the corner of the screen; the colour is whose block it is. Built from the deck's own notes, so the two always agree.</w:t>
+      </w:r>
+    </w:p>
+    <w:p>
+      <w:pPr>
+        <w:spacing w:before="0" w:after="200"/>
+      </w:pPr>
+      <w:r>
+        <w:rPr>
+          <w:b/>
+          <w:color w:val="1F4E79"/>
+          <w:sz w:val="18"/>
+          <w:shd w:val="clear" w:color="auto" w:fill="DEEAF6"/>
+        </w:rPr>
+        <w:t xml:space="preserve"> ▌ CONTAINER HOLDER </w:t>
+      </w:r>
+      <w:r>
+        <w:rPr>
+          <w:sz w:val="18"/>
+        </w:rPr>
+        <w:t xml:space="preserve">   </w:t>
+      </w:r>
+      <w:r>
+        <w:rPr>
+          <w:b/>
+          <w:color w:val="B45309"/>
+          <w:sz w:val="18"/>
+          <w:shd w:val="clear" w:color="auto" w:fill="FCE9D6"/>
+        </w:rPr>
+        <w:t xml:space="preserve"> ‖ CONTENT PRESENTER </w:t>
+      </w:r>
+      <w:r>
+        <w:rPr>
+          <w:sz w:val="18"/>
+        </w:rPr>
+        <w:t xml:space="preserve">   </w:t>
+      </w:r>
+      <w:r>
+        <w:rPr>
+          <w:b/>
+          <w:color w:val="6B3FA0"/>
+          <w:sz w:val="18"/>
+          <w:shd w:val="clear" w:color="auto" w:fill="ECE3F5"/>
+        </w:rPr>
+        <w:t xml:space="preserve"> ▐ BOTH LEADERS </w:t>
+      </w:r>
+      <w:r>
+        <w:rPr>
+          <w:sz w:val="18"/>
+        </w:rPr>
+        <w:t xml:space="preserve">   </w:t>
+      </w:r>
+      <w:r>
+        <w:rPr>
+          <w:i/>
+          <w:color w:val="7F7F7F"/>
+          <w:sz w:val="16"/>
+        </w:rPr>
+        <w:t>Bar styles differ too, so the roles still read in black and white.</w:t>
       </w:r>
     </w:p>
     <w:p>
       <w:pPr>
         <w:keepNext/>
-        <w:spacing w:before="160" w:after="20"/>
+        <w:pBdr>
+          <w:left w:val="dotted" w:sz="24" w:space="8" w:color="8C8C8C"/>
+        </w:pBdr>
+        <w:shd w:val="clear" w:color="auto" w:fill="F0F0F0"/>
+        <w:spacing w:before="160" w:after="40"/>
       </w:pPr>
+      <w:r>
+        <w:rPr>
+          <w:rFonts w:ascii="Cambria" w:hAnsi="Cambria"/>
+          <w:b/>
+          <w:color w:val="8C8C8C"/>
+          <w:sz w:val="24"/>
+        </w:rPr>
+        <w:t>Title</w:t>
+      </w:r>
       <w:r>
         <w:rPr>
           <w:rFonts w:ascii="Cambria" w:hAnsi="Cambria"/>
@@ -41,13 +111,32 @@
           <w:color w:val="2C5F2D"/>
           <w:sz w:val="24"/>
         </w:rPr>
-        <w:t>Slide 1 — Fellowship of the Heart</w:t>
+        <w:t xml:space="preserve">   Fellowship of the Heart</w:t>
+      </w:r>
+      <w:r>
+        <w:rPr>
+          <w:b/>
+          <w:color w:val="8C8C8C"/>
+          <w:sz w:val="17"/>
+        </w:rPr>
+        <w:t xml:space="preserve">    ON SCREEN</w:t>
+      </w:r>
+      <w:r>
+        <w:rPr>
+          <w:b w:val="0"/>
+          <w:color w:val="7F7F7F"/>
+          <w:sz w:val="16"/>
+        </w:rPr>
+        <w:t xml:space="preserve">   · slide 1 of 16</w:t>
       </w:r>
     </w:p>
     <w:p>
       <w:pPr>
         <w:keepNext/>
-        <w:spacing w:after="40"/>
+        <w:pBdr>
+          <w:left w:val="dotted" w:sz="24" w:space="8" w:color="8C8C8C"/>
+        </w:pBdr>
+        <w:spacing w:before="0" w:after="60"/>
       </w:pPr>
       <w:r>
         <w:rPr>
@@ -60,7 +149,10 @@
     </w:p>
     <w:p>
       <w:pPr>
-        <w:ind w:left="216"/>
+        <w:pBdr>
+          <w:left w:val="dotted" w:sz="24" w:space="8" w:color="8C8C8C"/>
+        </w:pBdr>
+        <w:spacing w:before="0" w:after="60"/>
       </w:pPr>
       <w:r>
         <w:t>On screen as the room assembles on night one. All Scripture ESV; the plans carry the scripts; these slides carry the room — and these notes carry you.</w:t>
@@ -69,8 +161,21 @@
     <w:p>
       <w:pPr>
         <w:keepNext/>
-        <w:spacing w:before="160" w:after="20"/>
+        <w:pBdr>
+          <w:left w:val="dotted" w:sz="24" w:space="8" w:color="8C8C8C"/>
+        </w:pBdr>
+        <w:shd w:val="clear" w:color="auto" w:fill="F0F0F0"/>
+        <w:spacing w:before="160" w:after="40"/>
       </w:pPr>
+      <w:r>
+        <w:rPr>
+          <w:rFonts w:ascii="Cambria" w:hAnsi="Cambria"/>
+          <w:b/>
+          <w:color w:val="8C8C8C"/>
+          <w:sz w:val="30"/>
+        </w:rPr>
+        <w:t>22</w:t>
+      </w:r>
       <w:r>
         <w:rPr>
           <w:rFonts w:ascii="Cambria" w:hAnsi="Cambria"/>
@@ -78,13 +183,32 @@
           <w:color w:val="2C5F2D"/>
           <w:sz w:val="24"/>
         </w:rPr>
-        <w:t>Slide 2 — SESSION 2</w:t>
+        <w:t xml:space="preserve">   SESSION 2</w:t>
+      </w:r>
+      <w:r>
+        <w:rPr>
+          <w:b/>
+          <w:color w:val="8C8C8C"/>
+          <w:sz w:val="17"/>
+        </w:rPr>
+        <w:t xml:space="preserve">    ON SCREEN</w:t>
+      </w:r>
+      <w:r>
+        <w:rPr>
+          <w:b w:val="0"/>
+          <w:color w:val="7F7F7F"/>
+          <w:sz w:val="16"/>
+        </w:rPr>
+        <w:t xml:space="preserve">   · slide 2 of 16</w:t>
       </w:r>
     </w:p>
     <w:p>
       <w:pPr>
         <w:keepNext/>
-        <w:spacing w:after="40"/>
+        <w:pBdr>
+          <w:left w:val="dotted" w:sz="24" w:space="8" w:color="8C8C8C"/>
+        </w:pBdr>
+        <w:spacing w:before="0" w:after="60"/>
       </w:pPr>
       <w:r>
         <w:rPr>
@@ -97,7 +221,10 @@
     </w:p>
     <w:p>
       <w:pPr>
-        <w:ind w:left="216"/>
+        <w:pBdr>
+          <w:left w:val="dotted" w:sz="24" w:space="8" w:color="8C8C8C"/>
+        </w:pBdr>
+        <w:spacing w:before="0" w:after="60"/>
       </w:pPr>
       <w:r>
         <w:t>On screen through dinner and as the circle forms. Greet at the door — the slide holds the room.</w:t>
@@ -106,8 +233,21 @@
     <w:p>
       <w:pPr>
         <w:keepNext/>
-        <w:spacing w:before="160" w:after="20"/>
+        <w:pBdr>
+          <w:left w:val="single" w:sz="24" w:space="8" w:color="1F4E79"/>
+        </w:pBdr>
+        <w:shd w:val="clear" w:color="auto" w:fill="DEEAF6"/>
+        <w:spacing w:before="160" w:after="40"/>
       </w:pPr>
+      <w:r>
+        <w:rPr>
+          <w:rFonts w:ascii="Cambria" w:hAnsi="Cambria"/>
+          <w:b/>
+          <w:color w:val="1F4E79"/>
+          <w:sz w:val="30"/>
+        </w:rPr>
+        <w:t>23</w:t>
+      </w:r>
       <w:r>
         <w:rPr>
           <w:rFonts w:ascii="Cambria" w:hAnsi="Cambria"/>
@@ -115,13 +255,32 @@
           <w:color w:val="2C5F2D"/>
           <w:sz w:val="24"/>
         </w:rPr>
-        <w:t>Slide 3 — Where We Are — the Four Connects</w:t>
+        <w:t xml:space="preserve">   Where We Are — the Four Connects</w:t>
+      </w:r>
+      <w:r>
+        <w:rPr>
+          <w:b/>
+          <w:color w:val="1F4E79"/>
+          <w:sz w:val="17"/>
+        </w:rPr>
+        <w:t xml:space="preserve">    CONTAINER HOLDER</w:t>
+      </w:r>
+      <w:r>
+        <w:rPr>
+          <w:b w:val="0"/>
+          <w:color w:val="7F7F7F"/>
+          <w:sz w:val="16"/>
+        </w:rPr>
+        <w:t xml:space="preserve">   · slide 3 of 16</w:t>
       </w:r>
     </w:p>
     <w:p>
       <w:pPr>
         <w:keepNext/>
-        <w:spacing w:after="40"/>
+        <w:pBdr>
+          <w:left w:val="single" w:sz="24" w:space="8" w:color="1F4E79"/>
+        </w:pBdr>
+        <w:spacing w:before="0" w:after="60"/>
       </w:pPr>
       <w:r>
         <w:rPr>
@@ -129,12 +288,31 @@
           <w:color w:val="6B8E3F"/>
           <w:sz w:val="18"/>
         </w:rPr>
-        <w:t>S2 · WELCOME · LEAD: CONTAINER HOLDER · GROUNDING — every session opens on this map</w:t>
+        <w:t xml:space="preserve">S2 · WELCOME · </w:t>
+      </w:r>
+      <w:r>
+        <w:rPr>
+          <w:b/>
+          <w:color w:val="1F4E79"/>
+          <w:sz w:val="18"/>
+        </w:rPr>
+        <w:t>LEAD: CONTAINER HOLDER</w:t>
+      </w:r>
+      <w:r>
+        <w:rPr>
+          <w:b/>
+          <w:color w:val="6B8E3F"/>
+          <w:sz w:val="18"/>
+        </w:rPr>
+        <w:t xml:space="preserve"> · GROUNDING — every session opens on this map</w:t>
       </w:r>
     </w:p>
     <w:p>
       <w:pPr>
-        <w:ind w:left="216"/>
+        <w:pBdr>
+          <w:left w:val="single" w:sz="24" w:space="8" w:color="1F4E79"/>
+        </w:pBdr>
+        <w:spacing w:before="0" w:after="20"/>
       </w:pPr>
       <w:r>
         <w:rPr>
@@ -146,7 +324,10 @@
     </w:p>
     <w:p>
       <w:pPr>
-        <w:ind w:left="216"/>
+        <w:pBdr>
+          <w:left w:val="single" w:sz="24" w:space="8" w:color="1F4E79"/>
+        </w:pBdr>
+        <w:spacing w:before="0" w:after="60"/>
       </w:pPr>
       <w:r>
         <w:t>1. Locate tonight on the map, plainly: Session 2 stands in the first box — Connect with Self. Each connection makes the next one real (Matt. 22:37–40).</w:t>
@@ -154,7 +335,10 @@
     </w:p>
     <w:p>
       <w:pPr>
-        <w:ind w:left="216"/>
+        <w:pBdr>
+          <w:left w:val="single" w:sz="24" w:space="8" w:color="1F4E79"/>
+        </w:pBdr>
+        <w:spacing w:before="0" w:after="60"/>
       </w:pPr>
       <w:r>
         <w:t>2. The four boxes are one journey — each connection makes the next one real — rooted in the two great commandments: love God, love neighbor (Matt 22:37–40).</w:t>
@@ -162,7 +346,10 @@
     </w:p>
     <w:p>
       <w:pPr>
-        <w:ind w:left="216"/>
+        <w:pBdr>
+          <w:left w:val="single" w:sz="24" w:space="8" w:color="1F4E79"/>
+        </w:pBdr>
+        <w:spacing w:before="0" w:after="60"/>
       </w:pPr>
       <w:r>
         <w:t>3. This is also the 'where we are on the map' minute the welcome owes any newcomer.</w:t>
@@ -170,24 +357,40 @@
     </w:p>
     <w:p>
       <w:pPr>
-        <w:ind w:left="216"/>
+        <w:pBdr>
+          <w:left w:val="single" w:sz="24" w:space="8" w:color="1F4E79"/>
+        </w:pBdr>
+        <w:spacing w:before="0" w:after="60"/>
       </w:pPr>
       <w:r>
         <w:rPr>
           <w:b/>
           <w:color w:val="595959"/>
         </w:rPr>
-        <w:t>CUES:</w:t>
+        <w:t xml:space="preserve">CUES: </w:t>
       </w:r>
       <w:r>
-        <w:t xml:space="preserve"> Two minutes at most; then tonight's road.</w:t>
+        <w:t>Two minutes at most; then tonight's road.</w:t>
       </w:r>
     </w:p>
     <w:p>
       <w:pPr>
         <w:keepNext/>
-        <w:spacing w:before="160" w:after="20"/>
+        <w:pBdr>
+          <w:left w:val="thickThinSmallGap" w:sz="24" w:space="8" w:color="6B3FA0"/>
+        </w:pBdr>
+        <w:shd w:val="clear" w:color="auto" w:fill="ECE3F5"/>
+        <w:spacing w:before="160" w:after="40"/>
       </w:pPr>
+      <w:r>
+        <w:rPr>
+          <w:rFonts w:ascii="Cambria" w:hAnsi="Cambria"/>
+          <w:b/>
+          <w:color w:val="6B3FA0"/>
+          <w:sz w:val="30"/>
+        </w:rPr>
+        <w:t>24</w:t>
+      </w:r>
       <w:r>
         <w:rPr>
           <w:rFonts w:ascii="Cambria" w:hAnsi="Cambria"/>
@@ -195,13 +398,32 @@
           <w:color w:val="2C5F2D"/>
           <w:sz w:val="24"/>
         </w:rPr>
-        <w:t>Slide 4 — Session 2 — Tonight’s Road</w:t>
+        <w:t xml:space="preserve">   Session 2 — Tonight’s Road</w:t>
+      </w:r>
+      <w:r>
+        <w:rPr>
+          <w:b/>
+          <w:color w:val="6B3FA0"/>
+          <w:sz w:val="17"/>
+        </w:rPr>
+        <w:t xml:space="preserve">    BOTH LEADERS</w:t>
+      </w:r>
+      <w:r>
+        <w:rPr>
+          <w:b w:val="0"/>
+          <w:color w:val="7F7F7F"/>
+          <w:sz w:val="16"/>
+        </w:rPr>
+        <w:t xml:space="preserve">   · slide 4 of 16</w:t>
       </w:r>
     </w:p>
     <w:p>
       <w:pPr>
         <w:keepNext/>
-        <w:spacing w:after="40"/>
+        <w:pBdr>
+          <w:left w:val="thickThinSmallGap" w:sz="24" w:space="8" w:color="6B3FA0"/>
+        </w:pBdr>
+        <w:spacing w:before="0" w:after="60"/>
       </w:pPr>
       <w:r>
         <w:rPr>
@@ -209,12 +431,30 @@
           <w:color w:val="6B8E3F"/>
           <w:sz w:val="18"/>
         </w:rPr>
-        <w:t>S2 · 7:00–8:30 · LEAD: BOTH LEADERS</w:t>
+        <w:t xml:space="preserve">S2 · 7:00–8:30 · </w:t>
+      </w:r>
+      <w:r>
+        <w:rPr>
+          <w:b/>
+          <w:color w:val="6B3FA0"/>
+          <w:sz w:val="18"/>
+        </w:rPr>
+        <w:t>LEAD: BOTH LEADERS</w:t>
+      </w:r>
+      <w:r>
+        <w:rPr>
+          <w:b/>
+          <w:color w:val="6B8E3F"/>
+          <w:sz w:val="18"/>
+        </w:rPr>
       </w:r>
     </w:p>
     <w:p>
       <w:pPr>
-        <w:ind w:left="216"/>
+        <w:pBdr>
+          <w:left w:val="thickThinSmallGap" w:sz="24" w:space="8" w:color="6B3FA0"/>
+        </w:pBdr>
+        <w:spacing w:before="0" w:after="20"/>
       </w:pPr>
       <w:r>
         <w:rPr>
@@ -226,7 +466,10 @@
     </w:p>
     <w:p>
       <w:pPr>
-        <w:ind w:left="216"/>
+        <w:pBdr>
+          <w:left w:val="thickThinSmallGap" w:sz="24" w:space="8" w:color="6B3FA0"/>
+        </w:pBdr>
+        <w:spacing w:before="0" w:after="60"/>
       </w:pPr>
       <w:r>
         <w:t>1. Shape: full eight-step open, practice check-in, Mark 4 teaching, first move into FAMILY PAIRS for the Heart Soil diagnostic, merge, practice, close.</w:t>
@@ -234,7 +477,10 @@
     </w:p>
     <w:p>
       <w:pPr>
-        <w:ind w:left="216"/>
+        <w:pBdr>
+          <w:left w:val="thickThinSmallGap" w:sz="24" w:space="8" w:color="6B3FA0"/>
+        </w:pBdr>
+        <w:spacing w:before="0" w:after="60"/>
       </w:pPr>
       <w:r>
         <w:t>2. First pair night — frame it confidently: your family stays together, a parent goes first every time, you choose your own depth.</w:t>
@@ -242,7 +488,10 @@
     </w:p>
     <w:p>
       <w:pPr>
-        <w:ind w:left="216"/>
+        <w:pBdr>
+          <w:left w:val="thickThinSmallGap" w:sz="24" w:space="8" w:color="6B3FA0"/>
+        </w:pBdr>
+        <w:spacing w:before="0" w:after="60"/>
       </w:pPr>
       <w:r>
         <w:t>3. If the room is about ten or fewer, skip the pairs entirely — one circle all night.</w:t>
@@ -250,24 +499,40 @@
     </w:p>
     <w:p>
       <w:pPr>
-        <w:ind w:left="216"/>
+        <w:pBdr>
+          <w:left w:val="thickThinSmallGap" w:sz="24" w:space="8" w:color="6B3FA0"/>
+        </w:pBdr>
+        <w:spacing w:before="0" w:after="60"/>
       </w:pPr>
       <w:r>
         <w:rPr>
           <w:b/>
           <w:color w:val="595959"/>
         </w:rPr>
-        <w:t>CUES:</w:t>
+        <w:t xml:space="preserve">CUES: </w:t>
       </w:r>
       <w:r>
-        <w:t xml:space="preserve"> pair spaces set before doors open; every Lead Companion has done the diagnostic on themselves; the opening parent for each pair is arranged in advance.</w:t>
+        <w:t>pair spaces set before doors open; every Lead Companion has done the diagnostic on themselves; the opening parent for each pair is arranged in advance.</w:t>
       </w:r>
     </w:p>
     <w:p>
       <w:pPr>
         <w:keepNext/>
-        <w:spacing w:before="160" w:after="20"/>
+        <w:pBdr>
+          <w:left w:val="single" w:sz="24" w:space="8" w:color="1F4E79"/>
+        </w:pBdr>
+        <w:shd w:val="clear" w:color="auto" w:fill="DEEAF6"/>
+        <w:spacing w:before="160" w:after="40"/>
       </w:pPr>
+      <w:r>
+        <w:rPr>
+          <w:rFonts w:ascii="Cambria" w:hAnsi="Cambria"/>
+          <w:b/>
+          <w:color w:val="1F4E79"/>
+          <w:sz w:val="30"/>
+        </w:rPr>
+        <w:t>25</w:t>
+      </w:r>
       <w:r>
         <w:rPr>
           <w:rFonts w:ascii="Cambria" w:hAnsi="Cambria"/>
@@ -275,13 +540,32 @@
           <w:color w:val="2C5F2D"/>
           <w:sz w:val="24"/>
         </w:rPr>
-        <w:t>Slide 5 — Opening Container — the Full Eight Steps</w:t>
+        <w:t xml:space="preserve">   Opening Container — the Full Eight Steps</w:t>
+      </w:r>
+      <w:r>
+        <w:rPr>
+          <w:b/>
+          <w:color w:val="1F4E79"/>
+          <w:sz w:val="17"/>
+        </w:rPr>
+        <w:t xml:space="preserve">    CONTAINER HOLDER</w:t>
+      </w:r>
+      <w:r>
+        <w:rPr>
+          <w:b w:val="0"/>
+          <w:color w:val="7F7F7F"/>
+          <w:sz w:val="16"/>
+        </w:rPr>
+        <w:t xml:space="preserve">   · slide 5 of 16</w:t>
       </w:r>
     </w:p>
     <w:p>
       <w:pPr>
         <w:keepNext/>
-        <w:spacing w:after="40"/>
+        <w:pBdr>
+          <w:left w:val="single" w:sz="24" w:space="8" w:color="1F4E79"/>
+        </w:pBdr>
+        <w:spacing w:before="0" w:after="60"/>
       </w:pPr>
       <w:r>
         <w:rPr>
@@ -289,12 +573,30 @@
           <w:color w:val="6B8E3F"/>
           <w:sz w:val="18"/>
         </w:rPr>
-        <w:t>S2 · 7:00–7:08 · LEAD: CONTAINER HOLDER</w:t>
+        <w:t xml:space="preserve">S2 · 7:00–7:08 · </w:t>
+      </w:r>
+      <w:r>
+        <w:rPr>
+          <w:b/>
+          <w:color w:val="1F4E79"/>
+          <w:sz w:val="18"/>
+        </w:rPr>
+        <w:t>LEAD: CONTAINER HOLDER</w:t>
+      </w:r>
+      <w:r>
+        <w:rPr>
+          <w:b/>
+          <w:color w:val="6B8E3F"/>
+          <w:sz w:val="18"/>
+        </w:rPr>
       </w:r>
     </w:p>
     <w:p>
       <w:pPr>
-        <w:ind w:left="216"/>
+        <w:pBdr>
+          <w:left w:val="single" w:sz="24" w:space="8" w:color="1F4E79"/>
+        </w:pBdr>
+        <w:spacing w:before="0" w:after="20"/>
       </w:pPr>
       <w:r>
         <w:rPr>
@@ -306,7 +608,10 @@
     </w:p>
     <w:p>
       <w:pPr>
-        <w:ind w:left="216"/>
+        <w:pBdr>
+          <w:left w:val="single" w:sz="24" w:space="8" w:color="1F4E79"/>
+        </w:pBdr>
+        <w:spacing w:before="0" w:after="60"/>
       </w:pPr>
       <w:r>
         <w:t>1. Full eight-step opening protocol — the cohort knows the form; hold the rhythm, do not over-explain.</w:t>
@@ -314,7 +619,10 @@
     </w:p>
     <w:p>
       <w:pPr>
-        <w:ind w:left="216"/>
+        <w:pBdr>
+          <w:left w:val="single" w:sz="24" w:space="8" w:color="1F4E79"/>
+        </w:pBdr>
+        <w:spacing w:before="0" w:after="60"/>
       </w:pPr>
       <w:r>
         <w:t>2. Four conditions: name them once; nods or a quiet yes are enough. Re-teach only if Week 1 felt unsafe.</w:t>
@@ -322,7 +630,10 @@
     </w:p>
     <w:p>
       <w:pPr>
-        <w:ind w:left="216"/>
+        <w:pBdr>
+          <w:left w:val="single" w:sz="24" w:space="8" w:color="1F4E79"/>
+        </w:pBdr>
+        <w:spacing w:before="0" w:after="60"/>
       </w:pPr>
       <w:r>
         <w:t>3. Close the opening with brief prayer naming the Holy Spirit — ask Him to teach us through Jesus' own words today.</w:t>
@@ -330,39 +641,58 @@
     </w:p>
     <w:p>
       <w:pPr>
-        <w:ind w:left="216"/>
+        <w:pBdr>
+          <w:left w:val="single" w:sz="24" w:space="8" w:color="1F4E79"/>
+        </w:pBdr>
+        <w:spacing w:before="0" w:after="60"/>
       </w:pPr>
       <w:r>
         <w:rPr>
           <w:b/>
           <w:color w:val="595959"/>
         </w:rPr>
-        <w:t>CUES:</w:t>
+        <w:t xml:space="preserve">CUES: </w:t>
       </w:r>
       <w:r>
-        <w:t xml:space="preserve"> At the one-word check-in, listen for heavy words ('angry', 'numb', 'scared') — note them; the diagnostic may pull from there.</w:t>
+        <w:t>At the one-word check-in, listen for heavy words ('angry', 'numb', 'scared') — note them; the diagnostic may pull from there.</w:t>
       </w:r>
     </w:p>
     <w:p>
       <w:pPr>
-        <w:ind w:left="216"/>
+        <w:pBdr>
+          <w:left w:val="single" w:sz="24" w:space="8" w:color="1F4E79"/>
+        </w:pBdr>
+        <w:spacing w:before="0" w:after="60"/>
       </w:pPr>
       <w:r>
         <w:rPr>
           <w:b/>
           <w:color w:val="595959"/>
         </w:rPr>
-        <w:t>PAIR LEAD:</w:t>
+        <w:t xml:space="preserve">PAIR LEAD: </w:t>
       </w:r>
       <w:r>
-        <w:t xml:space="preserve"> name the leading pair in the welcome — two leaders hold tonight, and the room will see the evening handed back and forth between them; that is the design. The pair practices the session together beforehand.</w:t>
+        <w:t>name the leading pair in the welcome — two leaders hold tonight, and the room will see the evening handed back and forth between them; that is the design. The pair practices the session together beforehand.</w:t>
       </w:r>
     </w:p>
     <w:p>
       <w:pPr>
         <w:keepNext/>
-        <w:spacing w:before="160" w:after="20"/>
+        <w:pBdr>
+          <w:left w:val="single" w:sz="24" w:space="8" w:color="1F4E79"/>
+        </w:pBdr>
+        <w:shd w:val="clear" w:color="auto" w:fill="DEEAF6"/>
+        <w:spacing w:before="160" w:after="40"/>
       </w:pPr>
+      <w:r>
+        <w:rPr>
+          <w:rFonts w:ascii="Cambria" w:hAnsi="Cambria"/>
+          <w:b/>
+          <w:color w:val="1F4E79"/>
+          <w:sz w:val="30"/>
+        </w:rPr>
+        <w:t>26</w:t>
+      </w:r>
       <w:r>
         <w:rPr>
           <w:rFonts w:ascii="Cambria" w:hAnsi="Cambria"/>
@@ -370,13 +700,32 @@
           <w:color w:val="2C5F2D"/>
           <w:sz w:val="24"/>
         </w:rPr>
-        <w:t>Slide 6 — Check-In on Week 1 Practice</w:t>
+        <w:t xml:space="preserve">   Check-In on Week 1 Practice</w:t>
+      </w:r>
+      <w:r>
+        <w:rPr>
+          <w:b/>
+          <w:color w:val="1F4E79"/>
+          <w:sz w:val="17"/>
+        </w:rPr>
+        <w:t xml:space="preserve">    CONTAINER HOLDER</w:t>
+      </w:r>
+      <w:r>
+        <w:rPr>
+          <w:b w:val="0"/>
+          <w:color w:val="7F7F7F"/>
+          <w:sz w:val="16"/>
+        </w:rPr>
+        <w:t xml:space="preserve">   · slide 6 of 16</w:t>
       </w:r>
     </w:p>
     <w:p>
       <w:pPr>
         <w:keepNext/>
-        <w:spacing w:after="40"/>
+        <w:pBdr>
+          <w:left w:val="single" w:sz="24" w:space="8" w:color="1F4E79"/>
+        </w:pBdr>
+        <w:spacing w:before="0" w:after="60"/>
       </w:pPr>
       <w:r>
         <w:rPr>
@@ -384,12 +733,30 @@
           <w:color w:val="6B8E3F"/>
           <w:sz w:val="18"/>
         </w:rPr>
-        <w:t>S2 · 7:08–7:25 · LEAD: CONTAINER HOLDER</w:t>
+        <w:t xml:space="preserve">S2 · 7:08–7:25 · </w:t>
+      </w:r>
+      <w:r>
+        <w:rPr>
+          <w:b/>
+          <w:color w:val="1F4E79"/>
+          <w:sz w:val="18"/>
+        </w:rPr>
+        <w:t>LEAD: CONTAINER HOLDER</w:t>
+      </w:r>
+      <w:r>
+        <w:rPr>
+          <w:b/>
+          <w:color w:val="6B8E3F"/>
+          <w:sz w:val="18"/>
+        </w:rPr>
       </w:r>
     </w:p>
     <w:p>
       <w:pPr>
-        <w:ind w:left="216"/>
+        <w:pBdr>
+          <w:left w:val="single" w:sz="24" w:space="8" w:color="1F4E79"/>
+        </w:pBdr>
+        <w:spacing w:before="0" w:after="20"/>
       </w:pPr>
       <w:r>
         <w:rPr>
@@ -401,7 +768,10 @@
     </w:p>
     <w:p>
       <w:pPr>
-        <w:ind w:left="216"/>
+        <w:pBdr>
+          <w:left w:val="single" w:sz="24" w:space="8" w:color="1F4E79"/>
+        </w:pBdr>
+        <w:spacing w:before="0" w:after="60"/>
       </w:pPr>
       <w:r>
         <w:t>1. Parent Co-Companion leads and models first with one true sentence ('I checked my phone before the question most days').</w:t>
@@ -409,7 +779,10 @@
     </w:p>
     <w:p>
       <w:pPr>
-        <w:ind w:left="216"/>
+        <w:pBdr>
+          <w:left w:val="single" w:sz="24" w:space="8" w:color="1F4E79"/>
+        </w:pBdr>
+        <w:spacing w:before="0" w:after="60"/>
       </w:pPr>
       <w:r>
         <w:t>2. One quick sentence each around the circle — what I noticed, or what I noticed about the practice. Honor passes without ceremony.</w:t>
@@ -417,7 +790,10 @@
     </w:p>
     <w:p>
       <w:pPr>
-        <w:ind w:left="216"/>
+        <w:pBdr>
+          <w:left w:val="single" w:sz="24" w:space="8" w:color="1F4E79"/>
+        </w:pBdr>
+        <w:spacing w:before="0" w:after="60"/>
       </w:pPr>
       <w:r>
         <w:t>3. Teach the anchor once, thirty seconds: Joshua 4 — twelve stones from the Jordan. Every week this check-in adds a stone.</w:t>
@@ -425,24 +801,40 @@
     </w:p>
     <w:p>
       <w:pPr>
-        <w:ind w:left="216"/>
+        <w:pBdr>
+          <w:left w:val="single" w:sz="24" w:space="8" w:color="1F4E79"/>
+        </w:pBdr>
+        <w:spacing w:before="0" w:after="60"/>
       </w:pPr>
       <w:r>
         <w:rPr>
           <w:b/>
           <w:color w:val="595959"/>
         </w:rPr>
-        <w:t>GUARD:</w:t>
+        <w:t xml:space="preserve">GUARD: </w:t>
       </w:r>
       <w:r>
-        <w:t xml:space="preserve"> No grading, no lecture on consistency. 'I didn't do it' gets 'Thanks for the honesty. Pick it back up tomorrow.'</w:t>
+        <w:t>No grading, no lecture on consistency. 'I didn't do it' gets 'Thanks for the honesty. Pick it back up tomorrow.'</w:t>
       </w:r>
     </w:p>
     <w:p>
       <w:pPr>
         <w:keepNext/>
-        <w:spacing w:before="160" w:after="20"/>
+        <w:pBdr>
+          <w:left w:val="double" w:sz="12" w:space="8" w:color="B45309"/>
+        </w:pBdr>
+        <w:shd w:val="clear" w:color="auto" w:fill="FCE9D6"/>
+        <w:spacing w:before="160" w:after="40"/>
       </w:pPr>
+      <w:r>
+        <w:rPr>
+          <w:rFonts w:ascii="Cambria" w:hAnsi="Cambria"/>
+          <w:b/>
+          <w:color w:val="B45309"/>
+          <w:sz w:val="30"/>
+        </w:rPr>
+        <w:t>27</w:t>
+      </w:r>
       <w:r>
         <w:rPr>
           <w:rFonts w:ascii="Cambria" w:hAnsi="Cambria"/>
@@ -450,13 +842,32 @@
           <w:color w:val="2C5F2D"/>
           <w:sz w:val="24"/>
         </w:rPr>
-        <w:t>Slide 7 — Teaching — Mark 4 and the Four Soils</w:t>
+        <w:t xml:space="preserve">   Teaching — Mark 4 and the Four Soils</w:t>
+      </w:r>
+      <w:r>
+        <w:rPr>
+          <w:b/>
+          <w:color w:val="B45309"/>
+          <w:sz w:val="17"/>
+        </w:rPr>
+        <w:t xml:space="preserve">    CONTENT PRESENTER</w:t>
+      </w:r>
+      <w:r>
+        <w:rPr>
+          <w:b w:val="0"/>
+          <w:color w:val="7F7F7F"/>
+          <w:sz w:val="16"/>
+        </w:rPr>
+        <w:t xml:space="preserve">   · slide 7 of 16</w:t>
       </w:r>
     </w:p>
     <w:p>
       <w:pPr>
         <w:keepNext/>
-        <w:spacing w:after="40"/>
+        <w:pBdr>
+          <w:left w:val="double" w:sz="12" w:space="8" w:color="B45309"/>
+        </w:pBdr>
+        <w:spacing w:before="0" w:after="60"/>
       </w:pPr>
       <w:r>
         <w:rPr>
@@ -464,12 +875,30 @@
           <w:color w:val="6B8E3F"/>
           <w:sz w:val="18"/>
         </w:rPr>
-        <w:t>S2 · 7:25–7:39 · LEAD: CONTENT PRESENTER</w:t>
+        <w:t xml:space="preserve">S2 · 7:25–7:39 · </w:t>
+      </w:r>
+      <w:r>
+        <w:rPr>
+          <w:b/>
+          <w:color w:val="B45309"/>
+          <w:sz w:val="18"/>
+        </w:rPr>
+        <w:t>LEAD: CONTENT PRESENTER</w:t>
+      </w:r>
+      <w:r>
+        <w:rPr>
+          <w:b/>
+          <w:color w:val="6B8E3F"/>
+          <w:sz w:val="18"/>
+        </w:rPr>
       </w:r>
     </w:p>
     <w:p>
       <w:pPr>
-        <w:ind w:left="216"/>
+        <w:pBdr>
+          <w:left w:val="double" w:sz="12" w:space="8" w:color="B45309"/>
+        </w:pBdr>
+        <w:spacing w:before="0" w:after="20"/>
       </w:pPr>
       <w:r>
         <w:rPr>
@@ -481,7 +910,10 @@
     </w:p>
     <w:p>
       <w:pPr>
-        <w:ind w:left="216"/>
+        <w:pBdr>
+          <w:left w:val="double" w:sz="12" w:space="8" w:color="B45309"/>
+        </w:pBdr>
+        <w:spacing w:before="0" w:after="60"/>
       </w:pPr>
       <w:r>
         <w:t>1. Read Mark 4:1–20 in full from the physical Bible — slowly, all 20 verses, no stopping to comment.</w:t>
@@ -489,7 +921,10 @@
     </w:p>
     <w:p>
       <w:pPr>
-        <w:ind w:left="216"/>
+        <w:pBdr>
+          <w:left w:val="double" w:sz="12" w:space="8" w:color="B45309"/>
+        </w:pBdr>
+        <w:spacing w:before="0" w:after="60"/>
       </w:pPr>
       <w:r>
         <w:t>2. Recall the seed, 60 seconds: 'the sower sows the word' — today is about the ground it lands on, yours and mine.</w:t>
@@ -497,7 +932,10 @@
     </w:p>
     <w:p>
       <w:pPr>
-        <w:ind w:left="216"/>
+        <w:pBdr>
+          <w:left w:val="double" w:sz="12" w:space="8" w:color="B45309"/>
+        </w:pBdr>
+        <w:spacing w:before="0" w:after="60"/>
       </w:pPr>
       <w:r>
         <w:t>3. Walk the four soils in six minutes max: path (hard, taken), rocky (fast, rootless), thorny (choked, fruitless), good (hears, accepts, produces — fruit, not perfection).</w:t>
@@ -505,24 +943,40 @@
     </w:p>
     <w:p>
       <w:pPr>
-        <w:ind w:left="216"/>
+        <w:pBdr>
+          <w:left w:val="double" w:sz="12" w:space="8" w:color="B45309"/>
+        </w:pBdr>
+        <w:spacing w:before="0" w:after="60"/>
       </w:pPr>
       <w:r>
         <w:rPr>
           <w:b/>
           <w:color w:val="595959"/>
         </w:rPr>
-        <w:t>GUARD:</w:t>
+        <w:t xml:space="preserve">GUARD: </w:t>
       </w:r>
       <w:r>
-        <w:t xml:space="preserve"> At path soil, name the enemy plainly — no dramatizing, no denying. Save the back of the block for Paul.</w:t>
+        <w:t>At path soil, name the enemy plainly — no dramatizing, no denying. Save the back of the block for Paul.</w:t>
       </w:r>
     </w:p>
     <w:p>
       <w:pPr>
         <w:keepNext/>
-        <w:spacing w:before="160" w:after="20"/>
+        <w:pBdr>
+          <w:left w:val="double" w:sz="12" w:space="8" w:color="B45309"/>
+        </w:pBdr>
+        <w:shd w:val="clear" w:color="auto" w:fill="FCE9D6"/>
+        <w:spacing w:before="160" w:after="40"/>
       </w:pPr>
+      <w:r>
+        <w:rPr>
+          <w:rFonts w:ascii="Cambria" w:hAnsi="Cambria"/>
+          <w:b/>
+          <w:color w:val="B45309"/>
+          <w:sz w:val="30"/>
+        </w:rPr>
+        <w:t>28</w:t>
+      </w:r>
       <w:r>
         <w:rPr>
           <w:rFonts w:ascii="Cambria" w:hAnsi="Cambria"/>
@@ -530,13 +984,32 @@
           <w:color w:val="2C5F2D"/>
           <w:sz w:val="24"/>
         </w:rPr>
-        <w:t>Slide 8 — Paul’s Mixed Ground — Romans 7</w:t>
+        <w:t xml:space="preserve">   Paul’s Mixed Ground — Romans 7</w:t>
+      </w:r>
+      <w:r>
+        <w:rPr>
+          <w:b/>
+          <w:color w:val="B45309"/>
+          <w:sz w:val="17"/>
+        </w:rPr>
+        <w:t xml:space="preserve">    CONTENT PRESENTER</w:t>
+      </w:r>
+      <w:r>
+        <w:rPr>
+          <w:b w:val="0"/>
+          <w:color w:val="7F7F7F"/>
+          <w:sz w:val="16"/>
+        </w:rPr>
+        <w:t xml:space="preserve">   · slide 8 of 16</w:t>
       </w:r>
     </w:p>
     <w:p>
       <w:pPr>
         <w:keepNext/>
-        <w:spacing w:after="40"/>
+        <w:pBdr>
+          <w:left w:val="double" w:sz="12" w:space="8" w:color="B45309"/>
+        </w:pBdr>
+        <w:spacing w:before="0" w:after="60"/>
       </w:pPr>
       <w:r>
         <w:rPr>
@@ -544,12 +1017,30 @@
           <w:color w:val="6B8E3F"/>
           <w:sz w:val="18"/>
         </w:rPr>
-        <w:t>S2 · 7:25–7:39 · LEAD: CONTENT PRESENTER</w:t>
+        <w:t xml:space="preserve">S2 · 7:25–7:39 · </w:t>
+      </w:r>
+      <w:r>
+        <w:rPr>
+          <w:b/>
+          <w:color w:val="B45309"/>
+          <w:sz w:val="18"/>
+        </w:rPr>
+        <w:t>LEAD: CONTENT PRESENTER</w:t>
+      </w:r>
+      <w:r>
+        <w:rPr>
+          <w:b/>
+          <w:color w:val="6B8E3F"/>
+          <w:sz w:val="18"/>
+        </w:rPr>
       </w:r>
     </w:p>
     <w:p>
       <w:pPr>
-        <w:ind w:left="216"/>
+        <w:pBdr>
+          <w:left w:val="double" w:sz="12" w:space="8" w:color="B45309"/>
+        </w:pBdr>
+        <w:spacing w:before="0" w:after="20"/>
       </w:pPr>
       <w:r>
         <w:rPr>
@@ -561,7 +1052,10 @@
     </w:p>
     <w:p>
       <w:pPr>
-        <w:ind w:left="216"/>
+        <w:pBdr>
+          <w:left w:val="double" w:sz="12" w:space="8" w:color="B45309"/>
+        </w:pBdr>
+        <w:spacing w:before="0" w:after="60"/>
       </w:pPr>
       <w:r>
         <w:t>1. Paul's mixed ground, 3 min: read Romans 7:15, 18–19 — an apostle with all four soils at once.</w:t>
@@ -569,7 +1063,10 @@
     </w:p>
     <w:p>
       <w:pPr>
-        <w:ind w:left="216"/>
+        <w:pBdr>
+          <w:left w:val="double" w:sz="12" w:space="8" w:color="B45309"/>
+        </w:pBdr>
+        <w:spacing w:before="0" w:after="60"/>
       </w:pPr>
       <w:r>
         <w:t>2. Land where Paul lands, 7:24–25: rescue, not despair. Finding rocks and thorns is apostolic company.</w:t>
@@ -577,7 +1074,10 @@
     </w:p>
     <w:p>
       <w:pPr>
-        <w:ind w:left="216"/>
+        <w:pBdr>
+          <w:left w:val="double" w:sz="12" w:space="8" w:color="B45309"/>
+        </w:pBdr>
+        <w:spacing w:before="0" w:after="60"/>
       </w:pPr>
       <w:r>
         <w:t>3. Pivot: the wrong question is 'which soil are you?' — the right one is 'where does each show up, specifically, this week?'</w:t>
@@ -585,24 +1085,40 @@
     </w:p>
     <w:p>
       <w:pPr>
-        <w:ind w:left="216"/>
+        <w:pBdr>
+          <w:left w:val="double" w:sz="12" w:space="8" w:color="B45309"/>
+        </w:pBdr>
+        <w:spacing w:before="0" w:after="60"/>
       </w:pPr>
       <w:r>
         <w:rPr>
           <w:b/>
           <w:color w:val="595959"/>
         </w:rPr>
-        <w:t>CUES:</w:t>
+        <w:t xml:space="preserve">CUES: </w:t>
       </w:r>
       <w:r>
-        <w:t xml:space="preserve"> Bridge before the 7:40 move: restate the container for the pairs — what your family says today is a gift, not ammunition; it does not come up in the car. Wait for nods from each family before anyone moves.</w:t>
+        <w:t>Bridge before the 7:40 move: restate the container for the pairs — what your family says today is a gift, not ammunition; it does not come up in the car. Wait for nods from each family before anyone moves.</w:t>
       </w:r>
     </w:p>
     <w:p>
       <w:pPr>
         <w:keepNext/>
-        <w:spacing w:before="160" w:after="20"/>
+        <w:pBdr>
+          <w:left w:val="double" w:sz="12" w:space="8" w:color="B45309"/>
+        </w:pBdr>
+        <w:shd w:val="clear" w:color="auto" w:fill="FCE9D6"/>
+        <w:spacing w:before="160" w:after="40"/>
       </w:pPr>
+      <w:r>
+        <w:rPr>
+          <w:rFonts w:ascii="Cambria" w:hAnsi="Cambria"/>
+          <w:b/>
+          <w:color w:val="B45309"/>
+          <w:sz w:val="30"/>
+        </w:rPr>
+        <w:t>29</w:t>
+      </w:r>
       <w:r>
         <w:rPr>
           <w:rFonts w:ascii="Cambria" w:hAnsi="Cambria"/>
@@ -610,13 +1126,32 @@
           <w:color w:val="2C5F2D"/>
           <w:sz w:val="24"/>
         </w:rPr>
-        <w:t>Slide 9 — Question Zero — Private, Journal Only</w:t>
+        <w:t xml:space="preserve">   Question Zero — Private, Journal Only</w:t>
+      </w:r>
+      <w:r>
+        <w:rPr>
+          <w:b/>
+          <w:color w:val="B45309"/>
+          <w:sz w:val="17"/>
+        </w:rPr>
+        <w:t xml:space="preserve">    CONTENT PRESENTER</w:t>
+      </w:r>
+      <w:r>
+        <w:rPr>
+          <w:b w:val="0"/>
+          <w:color w:val="7F7F7F"/>
+          <w:sz w:val="16"/>
+        </w:rPr>
+        <w:t xml:space="preserve">   · slide 9 of 16</w:t>
       </w:r>
     </w:p>
     <w:p>
       <w:pPr>
         <w:keepNext/>
-        <w:spacing w:after="40"/>
+        <w:pBdr>
+          <w:left w:val="double" w:sz="12" w:space="8" w:color="B45309"/>
+        </w:pBdr>
+        <w:spacing w:before="0" w:after="60"/>
       </w:pPr>
       <w:r>
         <w:rPr>
@@ -624,12 +1159,31 @@
           <w:color w:val="6B8E3F"/>
           <w:sz w:val="18"/>
         </w:rPr>
-        <w:t>S2 · 7:40–8:10 · LEAD: CONTENT PRESENTER · PAIRS</w:t>
+        <w:t xml:space="preserve">S2 · 7:40–8:10 · </w:t>
+      </w:r>
+      <w:r>
+        <w:rPr>
+          <w:b/>
+          <w:color w:val="B45309"/>
+          <w:sz w:val="18"/>
+        </w:rPr>
+        <w:t>LEAD: CONTENT PRESENTER</w:t>
+      </w:r>
+      <w:r>
+        <w:rPr>
+          <w:b/>
+          <w:color w:val="6B8E3F"/>
+          <w:sz w:val="18"/>
+        </w:rPr>
+        <w:t xml:space="preserve"> · PAIRS</w:t>
       </w:r>
     </w:p>
     <w:p>
       <w:pPr>
-        <w:ind w:left="216"/>
+        <w:pBdr>
+          <w:left w:val="double" w:sz="12" w:space="8" w:color="B45309"/>
+        </w:pBdr>
+        <w:spacing w:before="0" w:after="20"/>
       </w:pPr>
       <w:r>
         <w:rPr>
@@ -641,7 +1195,10 @@
     </w:p>
     <w:p>
       <w:pPr>
-        <w:ind w:left="216"/>
+        <w:pBdr>
+          <w:left w:val="double" w:sz="12" w:space="8" w:color="B45309"/>
+        </w:pBdr>
+        <w:spacing w:before="0" w:after="60"/>
       </w:pPr>
       <w:r>
         <w:t>1. First three minutes of pair time. Journals open to the Question Zero page; scripture asks it — 2 Corinthians 13:5.</w:t>
@@ -649,7 +1206,10 @@
     </w:p>
     <w:p>
       <w:pPr>
-        <w:ind w:left="216"/>
+        <w:pBdr>
+          <w:left w:val="double" w:sz="12" w:space="8" w:color="B45309"/>
+        </w:pBdr>
+        <w:spacing w:before="0" w:after="60"/>
       </w:pPr>
       <w:r>
         <w:t>2. Read it once: has the seed itself ever gone into your ground — your yes, not your family's? Write yes, no, or not sure. The road is short; the thief walked it in one sentence.</w:t>
@@ -657,7 +1217,10 @@
     </w:p>
     <w:p>
       <w:pPr>
-        <w:ind w:left="216"/>
+        <w:pBdr>
+          <w:left w:val="double" w:sz="12" w:space="8" w:color="B45309"/>
+        </w:pBdr>
+        <w:spacing w:before="0" w:after="60"/>
       </w:pPr>
       <w:r>
         <w:t>3. Three quiet minutes. Do not walk the circle; do not glance at pages.</w:t>
@@ -665,24 +1228,40 @@
     </w:p>
     <w:p>
       <w:pPr>
-        <w:ind w:left="216"/>
+        <w:pBdr>
+          <w:left w:val="double" w:sz="12" w:space="8" w:color="B45309"/>
+        </w:pBdr>
+        <w:spacing w:before="0" w:after="60"/>
       </w:pPr>
       <w:r>
         <w:rPr>
           <w:b/>
           <w:color w:val="595959"/>
         </w:rPr>
-        <w:t>GUARD:</w:t>
+        <w:t xml:space="preserve">GUARD: </w:t>
       </w:r>
       <w:r>
-        <w:t xml:space="preserve"> Question zero is PRIVATE and journal-only — never shared, never referenced again, today or ever. No 'anyone want to say anything about the first one.' The quiet seeker who finds a Companion afterward is the year's best outcome, not a crisis.</w:t>
+        <w:t>Question zero is PRIVATE and journal-only — never shared, never referenced again, today or ever. No 'anyone want to say anything about the first one.' The quiet seeker who finds a Companion afterward is the year's best outcome, not a crisis.</w:t>
       </w:r>
     </w:p>
     <w:p>
       <w:pPr>
         <w:keepNext/>
-        <w:spacing w:before="160" w:after="20"/>
+        <w:pBdr>
+          <w:left w:val="double" w:sz="12" w:space="8" w:color="B45309"/>
+        </w:pBdr>
+        <w:shd w:val="clear" w:color="auto" w:fill="FCE9D6"/>
+        <w:spacing w:before="160" w:after="40"/>
       </w:pPr>
+      <w:r>
+        <w:rPr>
+          <w:rFonts w:ascii="Cambria" w:hAnsi="Cambria"/>
+          <w:b/>
+          <w:color w:val="B45309"/>
+          <w:sz w:val="30"/>
+        </w:rPr>
+        <w:t>30</w:t>
+      </w:r>
       <w:r>
         <w:rPr>
           <w:rFonts w:ascii="Cambria" w:hAnsi="Cambria"/>
@@ -690,13 +1269,32 @@
           <w:color w:val="2C5F2D"/>
           <w:sz w:val="24"/>
         </w:rPr>
-        <w:t>Slide 10 — pairs — the Heart Soil Diagnostic</w:t>
+        <w:t xml:space="preserve">   pairs — the Heart Soil Diagnostic</w:t>
+      </w:r>
+      <w:r>
+        <w:rPr>
+          <w:b/>
+          <w:color w:val="B45309"/>
+          <w:sz w:val="17"/>
+        </w:rPr>
+        <w:t xml:space="preserve">    CONTENT PRESENTER</w:t>
+      </w:r>
+      <w:r>
+        <w:rPr>
+          <w:b w:val="0"/>
+          <w:color w:val="7F7F7F"/>
+          <w:sz w:val="16"/>
+        </w:rPr>
+        <w:t xml:space="preserve">   · slide 10 of 16</w:t>
       </w:r>
     </w:p>
     <w:p>
       <w:pPr>
         <w:keepNext/>
-        <w:spacing w:after="40"/>
+        <w:pBdr>
+          <w:left w:val="double" w:sz="12" w:space="8" w:color="B45309"/>
+        </w:pBdr>
+        <w:spacing w:before="0" w:after="60"/>
       </w:pPr>
       <w:r>
         <w:rPr>
@@ -704,12 +1302,31 @@
           <w:color w:val="6B8E3F"/>
           <w:sz w:val="18"/>
         </w:rPr>
-        <w:t>S2 · 7:40–8:10 · LEAD: CONTENT PRESENTER · PAIRS</w:t>
+        <w:t xml:space="preserve">S2 · 7:40–8:10 · </w:t>
+      </w:r>
+      <w:r>
+        <w:rPr>
+          <w:b/>
+          <w:color w:val="B45309"/>
+          <w:sz w:val="18"/>
+        </w:rPr>
+        <w:t>LEAD: CONTENT PRESENTER</w:t>
+      </w:r>
+      <w:r>
+        <w:rPr>
+          <w:b/>
+          <w:color w:val="6B8E3F"/>
+          <w:sz w:val="18"/>
+        </w:rPr>
+        <w:t xml:space="preserve"> · PAIRS</w:t>
       </w:r>
     </w:p>
     <w:p>
       <w:pPr>
-        <w:ind w:left="216"/>
+        <w:pBdr>
+          <w:left w:val="double" w:sz="12" w:space="8" w:color="B45309"/>
+        </w:pBdr>
+        <w:spacing w:before="0" w:after="20"/>
       </w:pPr>
       <w:r>
         <w:rPr>
@@ -721,7 +1338,10 @@
     </w:p>
     <w:p>
       <w:pPr>
-        <w:ind w:left="216"/>
+        <w:pBdr>
+          <w:left w:val="double" w:sz="12" w:space="8" w:color="B45309"/>
+        </w:pBdr>
+        <w:spacing w:before="0" w:after="60"/>
       </w:pPr>
       <w:r>
         <w:t>1. Four questions, one at a time: path, rocky, thorny, good. About two minutes journaling each, then share around — 'I'd rather not share that one' is a complete answer.</w:t>
@@ -729,7 +1349,10 @@
     </w:p>
     <w:p>
       <w:pPr>
-        <w:ind w:left="216"/>
+        <w:pBdr>
+          <w:left w:val="double" w:sz="12" w:space="8" w:color="B45309"/>
+        </w:pBdr>
+        <w:spacing w:before="0" w:after="60"/>
       </w:pPr>
       <w:r>
         <w:t>2. Push for one specific incident, not a category — 'my phone' becomes one moment this week.</w:t>
@@ -737,7 +1360,10 @@
     </w:p>
     <w:p>
       <w:pPr>
-        <w:ind w:left="216"/>
+        <w:pBdr>
+          <w:left w:val="double" w:sz="12" w:space="8" w:color="B45309"/>
+        </w:pBdr>
+        <w:spacing w:before="0" w:after="60"/>
       </w:pPr>
       <w:r>
         <w:t>3. Nobody fixes anybody across the family line: 'Just receive it. We're noticing today, not fixing.'</w:t>
@@ -745,39 +1371,58 @@
     </w:p>
     <w:p>
       <w:pPr>
-        <w:ind w:left="216"/>
+        <w:pBdr>
+          <w:left w:val="double" w:sz="12" w:space="8" w:color="B45309"/>
+        </w:pBdr>
+        <w:spacing w:before="0" w:after="60"/>
       </w:pPr>
       <w:r>
         <w:rPr>
           <w:b/>
           <w:color w:val="595959"/>
         </w:rPr>
-        <w:t>CUES:</w:t>
+        <w:t xml:space="preserve">CUES: </w:t>
       </w:r>
       <w:r>
-        <w:t xml:space="preserve"> The arranged parent opens the first round — never a cold call, never on a teen. Watch the clock privately: question zero plus four questions in 28 minutes. Ten or fewer today — run it as one whole circle.</w:t>
+        <w:t>The arranged parent opens the first round — never a cold call, never on a teen. Watch the clock privately: question zero plus four questions in 28 minutes. Ten or fewer today — run it as one whole circle.</w:t>
       </w:r>
     </w:p>
     <w:p>
       <w:pPr>
-        <w:ind w:left="216"/>
+        <w:pBdr>
+          <w:left w:val="double" w:sz="12" w:space="8" w:color="B45309"/>
+        </w:pBdr>
+        <w:spacing w:before="0" w:after="60"/>
       </w:pPr>
       <w:r>
         <w:rPr>
           <w:b/>
           <w:color w:val="595959"/>
         </w:rPr>
-        <w:t>GUARD:</w:t>
+        <w:t xml:space="preserve">GUARD: </w:t>
       </w:r>
       <w:r>
-        <w:t xml:space="preserve"> Heavy material ('rocky is when we fight at home') — acknowledge, hold, move on; follow up per Handbook Section 6. Watch a teen's face while their parent shares.</w:t>
+        <w:t>Heavy material ('rocky is when we fight at home') — acknowledge, hold, move on; follow up per Handbook Section 6. Watch a teen's face while their parent shares.</w:t>
       </w:r>
     </w:p>
     <w:p>
       <w:pPr>
         <w:keepNext/>
-        <w:spacing w:before="160" w:after="20"/>
+        <w:pBdr>
+          <w:left w:val="single" w:sz="24" w:space="8" w:color="1F4E79"/>
+        </w:pBdr>
+        <w:shd w:val="clear" w:color="auto" w:fill="DEEAF6"/>
+        <w:spacing w:before="160" w:after="40"/>
       </w:pPr>
+      <w:r>
+        <w:rPr>
+          <w:rFonts w:ascii="Cambria" w:hAnsi="Cambria"/>
+          <w:b/>
+          <w:color w:val="1F4E79"/>
+          <w:sz w:val="30"/>
+        </w:rPr>
+        <w:t>31</w:t>
+      </w:r>
       <w:r>
         <w:rPr>
           <w:rFonts w:ascii="Cambria" w:hAnsi="Cambria"/>
@@ -785,13 +1430,32 @@
           <w:color w:val="2C5F2D"/>
           <w:sz w:val="24"/>
         </w:rPr>
-        <w:t>Slide 11 — Re-Merge — One Word, Then the Verse</w:t>
+        <w:t xml:space="preserve">   Re-Merge — One Word, Then the Verse</w:t>
+      </w:r>
+      <w:r>
+        <w:rPr>
+          <w:b/>
+          <w:color w:val="1F4E79"/>
+          <w:sz w:val="17"/>
+        </w:rPr>
+        <w:t xml:space="preserve">    CONTAINER HOLDER</w:t>
+      </w:r>
+      <w:r>
+        <w:rPr>
+          <w:b w:val="0"/>
+          <w:color w:val="7F7F7F"/>
+          <w:sz w:val="16"/>
+        </w:rPr>
+        <w:t xml:space="preserve">   · slide 11 of 16</w:t>
       </w:r>
     </w:p>
     <w:p>
       <w:pPr>
         <w:keepNext/>
-        <w:spacing w:after="40"/>
+        <w:pBdr>
+          <w:left w:val="single" w:sz="24" w:space="8" w:color="1F4E79"/>
+        </w:pBdr>
+        <w:spacing w:before="0" w:after="60"/>
       </w:pPr>
       <w:r>
         <w:rPr>
@@ -799,12 +1463,30 @@
           <w:color w:val="6B8E3F"/>
           <w:sz w:val="18"/>
         </w:rPr>
-        <w:t>S2 · 8:11–8:20 · LEAD: CONTAINER HOLDER</w:t>
+        <w:t xml:space="preserve">S2 · 8:11–8:20 · </w:t>
+      </w:r>
+      <w:r>
+        <w:rPr>
+          <w:b/>
+          <w:color w:val="1F4E79"/>
+          <w:sz w:val="18"/>
+        </w:rPr>
+        <w:t>LEAD: CONTAINER HOLDER</w:t>
+      </w:r>
+      <w:r>
+        <w:rPr>
+          <w:b/>
+          <w:color w:val="6B8E3F"/>
+          <w:sz w:val="18"/>
+        </w:rPr>
       </w:r>
     </w:p>
     <w:p>
       <w:pPr>
-        <w:ind w:left="216"/>
+        <w:pBdr>
+          <w:left w:val="single" w:sz="24" w:space="8" w:color="1F4E79"/>
+        </w:pBdr>
+        <w:spacing w:before="0" w:after="20"/>
       </w:pPr>
       <w:r>
         <w:rPr>
@@ -816,7 +1498,10 @@
     </w:p>
     <w:p>
       <w:pPr>
-        <w:ind w:left="216"/>
+        <w:pBdr>
+          <w:left w:val="single" w:sz="24" w:space="8" w:color="1F4E79"/>
+        </w:pBdr>
+        <w:spacing w:before="0" w:after="60"/>
       </w:pPr>
       <w:r>
         <w:t>1. Re-merge starts at 8:10 — one minute to move; let the circle settle.</w:t>
@@ -824,7 +1509,10 @@
     </w:p>
     <w:p>
       <w:pPr>
-        <w:ind w:left="216"/>
+        <w:pBdr>
+          <w:left w:val="single" w:sz="24" w:space="8" w:color="1F4E79"/>
+        </w:pBdr>
+        <w:spacing w:before="0" w:after="60"/>
       </w:pPr>
       <w:r>
         <w:t>2. One word each on what today surfaced — 'thorny', 'seen', 'tired'. Hold each word a beat.</w:t>
@@ -832,7 +1520,10 @@
     </w:p>
     <w:p>
       <w:pPr>
-        <w:ind w:left="216"/>
+        <w:pBdr>
+          <w:left w:val="single" w:sz="24" w:space="8" w:color="1F4E79"/>
+        </w:pBdr>
+        <w:spacing w:before="0" w:after="60"/>
       </w:pPr>
       <w:r>
         <w:t>3. Re-read Mark 4:20 slowly; land it: good soil is not soil without rocks — it hears, accepts, produces. The noticing IS what good soil does.</w:t>
@@ -840,24 +1531,40 @@
     </w:p>
     <w:p>
       <w:pPr>
-        <w:ind w:left="216"/>
+        <w:pBdr>
+          <w:left w:val="single" w:sz="24" w:space="8" w:color="1F4E79"/>
+        </w:pBdr>
+        <w:spacing w:before="0" w:after="60"/>
       </w:pPr>
       <w:r>
         <w:rPr>
           <w:b/>
           <w:color w:val="595959"/>
         </w:rPr>
-        <w:t>GUARD:</w:t>
+        <w:t xml:space="preserve">GUARD: </w:t>
       </w:r>
       <w:r>
-        <w:t xml:space="preserve"> No specifics from the pairs — the diagnostic stays in the pair; the merge is for landing, not repeating.</w:t>
+        <w:t>No specifics from the pairs — the diagnostic stays in the pair; the merge is for landing, not repeating.</w:t>
       </w:r>
     </w:p>
     <w:p>
       <w:pPr>
         <w:keepNext/>
-        <w:spacing w:before="160" w:after="20"/>
+        <w:pBdr>
+          <w:left w:val="double" w:sz="12" w:space="8" w:color="B45309"/>
+        </w:pBdr>
+        <w:shd w:val="clear" w:color="auto" w:fill="FCE9D6"/>
+        <w:spacing w:before="160" w:after="40"/>
       </w:pPr>
+      <w:r>
+        <w:rPr>
+          <w:rFonts w:ascii="Cambria" w:hAnsi="Cambria"/>
+          <w:b/>
+          <w:color w:val="B45309"/>
+          <w:sz w:val="30"/>
+        </w:rPr>
+        <w:t>32</w:t>
+      </w:r>
       <w:r>
         <w:rPr>
           <w:rFonts w:ascii="Cambria" w:hAnsi="Cambria"/>
@@ -865,13 +1572,32 @@
           <w:color w:val="2C5F2D"/>
           <w:sz w:val="24"/>
         </w:rPr>
-        <w:t>Slide 12 — Homework — Two Weeks, Four Parts</w:t>
+        <w:t xml:space="preserve">   Homework — Two Weeks, Four Parts</w:t>
+      </w:r>
+      <w:r>
+        <w:rPr>
+          <w:b/>
+          <w:color w:val="B45309"/>
+          <w:sz w:val="17"/>
+        </w:rPr>
+        <w:t xml:space="preserve">    CONTENT PRESENTER</w:t>
+      </w:r>
+      <w:r>
+        <w:rPr>
+          <w:b w:val="0"/>
+          <w:color w:val="7F7F7F"/>
+          <w:sz w:val="16"/>
+        </w:rPr>
+        <w:t xml:space="preserve">   · slide 12 of 16</w:t>
       </w:r>
     </w:p>
     <w:p>
       <w:pPr>
         <w:keepNext/>
-        <w:spacing w:after="40"/>
+        <w:pBdr>
+          <w:left w:val="double" w:sz="12" w:space="8" w:color="B45309"/>
+        </w:pBdr>
+        <w:spacing w:before="0" w:after="60"/>
       </w:pPr>
       <w:r>
         <w:rPr>
@@ -879,12 +1605,30 @@
           <w:color w:val="6B8E3F"/>
           <w:sz w:val="18"/>
         </w:rPr>
-        <w:t>S2 · 8:20–8:24 · LEAD: CONTENT PRESENTER</w:t>
+        <w:t xml:space="preserve">S2 · 8:20–8:24 · </w:t>
+      </w:r>
+      <w:r>
+        <w:rPr>
+          <w:b/>
+          <w:color w:val="B45309"/>
+          <w:sz w:val="18"/>
+        </w:rPr>
+        <w:t>LEAD: CONTENT PRESENTER</w:t>
+      </w:r>
+      <w:r>
+        <w:rPr>
+          <w:b/>
+          <w:color w:val="6B8E3F"/>
+          <w:sz w:val="18"/>
+        </w:rPr>
       </w:r>
     </w:p>
     <w:p>
       <w:pPr>
-        <w:ind w:left="216"/>
+        <w:pBdr>
+          <w:left w:val="double" w:sz="12" w:space="8" w:color="B45309"/>
+        </w:pBdr>
+        <w:spacing w:before="0" w:after="20"/>
       </w:pPr>
       <w:r>
         <w:rPr>
@@ -896,7 +1640,10 @@
     </w:p>
     <w:p>
       <w:pPr>
-        <w:ind w:left="216"/>
+        <w:pBdr>
+          <w:left w:val="double" w:sz="12" w:space="8" w:color="B45309"/>
+        </w:pBdr>
+        <w:spacing w:before="0" w:after="60"/>
       </w:pPr>
       <w:r>
         <w:t>1. Parent Co-Companion leads. Three times this week — not daily — five minutes: one sentence per soil, where did each show up today? Specific, not general.</w:t>
@@ -904,7 +1651,10 @@
     </w:p>
     <w:p>
       <w:pPr>
-        <w:ind w:left="216"/>
+        <w:pBdr>
+          <w:left w:val="double" w:sz="12" w:space="8" w:color="B45309"/>
+        </w:pBdr>
+        <w:spacing w:before="0" w:after="60"/>
       </w:pPr>
       <w:r>
         <w:t>2. Rule stands: no fixing. The Spirit fixes; our job is to pay attention.</w:t>
@@ -912,7 +1662,10 @@
     </w:p>
     <w:p>
       <w:pPr>
-        <w:ind w:left="216"/>
+        <w:pBdr>
+          <w:left w:val="double" w:sz="12" w:space="8" w:color="B45309"/>
+        </w:pBdr>
+        <w:spacing w:before="0" w:after="60"/>
       </w:pPr>
       <w:r>
         <w:t>3. Keep last week's morning question going — the two practices stack.</w:t>
@@ -921,8 +1674,21 @@
     <w:p>
       <w:pPr>
         <w:keepNext/>
-        <w:spacing w:before="160" w:after="20"/>
+        <w:pBdr>
+          <w:left w:val="double" w:sz="12" w:space="8" w:color="B45309"/>
+        </w:pBdr>
+        <w:shd w:val="clear" w:color="auto" w:fill="FCE9D6"/>
+        <w:spacing w:before="160" w:after="40"/>
       </w:pPr>
+      <w:r>
+        <w:rPr>
+          <w:rFonts w:ascii="Cambria" w:hAnsi="Cambria"/>
+          <w:b/>
+          <w:color w:val="B45309"/>
+          <w:sz w:val="30"/>
+        </w:rPr>
+        <w:t>33</w:t>
+      </w:r>
       <w:r>
         <w:rPr>
           <w:rFonts w:ascii="Cambria" w:hAnsi="Cambria"/>
@@ -930,13 +1696,32 @@
           <w:color w:val="2C5F2D"/>
           <w:sz w:val="24"/>
         </w:rPr>
-        <w:t>Slide 13 — The Take-Home Sheet — the Daily Rhythm</w:t>
+        <w:t xml:space="preserve">   The Take-Home Sheet — the Daily Rhythm</w:t>
+      </w:r>
+      <w:r>
+        <w:rPr>
+          <w:b/>
+          <w:color w:val="B45309"/>
+          <w:sz w:val="17"/>
+        </w:rPr>
+        <w:t xml:space="preserve">    CONTENT PRESENTER</w:t>
+      </w:r>
+      <w:r>
+        <w:rPr>
+          <w:b w:val="0"/>
+          <w:color w:val="7F7F7F"/>
+          <w:sz w:val="16"/>
+        </w:rPr>
+        <w:t xml:space="preserve">   · slide 13 of 16</w:t>
       </w:r>
     </w:p>
     <w:p>
       <w:pPr>
         <w:keepNext/>
-        <w:spacing w:after="40"/>
+        <w:pBdr>
+          <w:left w:val="double" w:sz="12" w:space="8" w:color="B45309"/>
+        </w:pBdr>
+        <w:spacing w:before="0" w:after="60"/>
       </w:pPr>
       <w:r>
         <w:rPr>
@@ -944,12 +1729,30 @@
           <w:color w:val="6B8E3F"/>
           <w:sz w:val="18"/>
         </w:rPr>
-        <w:t>S2 · COMMISSIONING · LEAD: CONTENT PRESENTER</w:t>
+        <w:t xml:space="preserve">S2 · COMMISSIONING · </w:t>
+      </w:r>
+      <w:r>
+        <w:rPr>
+          <w:b/>
+          <w:color w:val="B45309"/>
+          <w:sz w:val="18"/>
+        </w:rPr>
+        <w:t>LEAD: CONTENT PRESENTER</w:t>
+      </w:r>
+      <w:r>
+        <w:rPr>
+          <w:b/>
+          <w:color w:val="6B8E3F"/>
+          <w:sz w:val="18"/>
+        </w:rPr>
       </w:r>
     </w:p>
     <w:p>
       <w:pPr>
-        <w:ind w:left="216"/>
+        <w:pBdr>
+          <w:left w:val="double" w:sz="12" w:space="8" w:color="B45309"/>
+        </w:pBdr>
+        <w:spacing w:before="0" w:after="20"/>
       </w:pPr>
       <w:r>
         <w:rPr>
@@ -961,7 +1764,10 @@
     </w:p>
     <w:p>
       <w:pPr>
-        <w:ind w:left="216"/>
+        <w:pBdr>
+          <w:left w:val="double" w:sz="12" w:space="8" w:color="B45309"/>
+        </w:pBdr>
+        <w:spacing w:before="0" w:after="60"/>
       </w:pPr>
       <w:r>
         <w:t>1. The sheet on the screen is the sheet in their hands — walk it, don't read it.</w:t>
@@ -969,7 +1775,10 @@
     </w:p>
     <w:p>
       <w:pPr>
-        <w:ind w:left="216"/>
+        <w:pBdr>
+          <w:left w:val="double" w:sz="12" w:space="8" w:color="B45309"/>
+        </w:pBdr>
+        <w:spacing w:before="0" w:after="60"/>
       </w:pPr>
       <w:r>
         <w:t>2. The standing rhythm first: the morning question, the evening journal line — one box per day on the week-grids.</w:t>
@@ -977,7 +1786,10 @@
     </w:p>
     <w:p>
       <w:pPr>
-        <w:ind w:left="216"/>
+        <w:pBdr>
+          <w:left w:val="double" w:sz="12" w:space="8" w:color="B45309"/>
+        </w:pBdr>
+        <w:spacing w:before="0" w:after="60"/>
       </w:pPr>
       <w:r>
         <w:t>3. A missed box is never a failure — it is an invitation to return.</w:t>
@@ -985,24 +1797,40 @@
     </w:p>
     <w:p>
       <w:pPr>
-        <w:ind w:left="216"/>
+        <w:pBdr>
+          <w:left w:val="double" w:sz="12" w:space="8" w:color="B45309"/>
+        </w:pBdr>
+        <w:spacing w:before="0" w:after="60"/>
       </w:pPr>
       <w:r>
         <w:rPr>
           <w:b/>
           <w:color w:val="595959"/>
         </w:rPr>
-        <w:t>CUES:</w:t>
+        <w:t xml:space="preserve">CUES: </w:t>
       </w:r>
       <w:r>
-        <w:t xml:space="preserve"> The four parts are the next slide.</w:t>
+        <w:t>The four parts are the next slide.</w:t>
       </w:r>
     </w:p>
     <w:p>
       <w:pPr>
         <w:keepNext/>
-        <w:spacing w:before="160" w:after="20"/>
+        <w:pBdr>
+          <w:left w:val="double" w:sz="12" w:space="8" w:color="B45309"/>
+        </w:pBdr>
+        <w:shd w:val="clear" w:color="auto" w:fill="FCE9D6"/>
+        <w:spacing w:before="160" w:after="40"/>
       </w:pPr>
+      <w:r>
+        <w:rPr>
+          <w:rFonts w:ascii="Cambria" w:hAnsi="Cambria"/>
+          <w:b/>
+          <w:color w:val="B45309"/>
+          <w:sz w:val="30"/>
+        </w:rPr>
+        <w:t>34</w:t>
+      </w:r>
       <w:r>
         <w:rPr>
           <w:rFonts w:ascii="Cambria" w:hAnsi="Cambria"/>
@@ -1010,13 +1838,32 @@
           <w:color w:val="2C5F2D"/>
           <w:sz w:val="24"/>
         </w:rPr>
-        <w:t>Slide 14 — The Take-Home Sheet — the Four Parts</w:t>
+        <w:t xml:space="preserve">   The Take-Home Sheet — the Four Parts</w:t>
+      </w:r>
+      <w:r>
+        <w:rPr>
+          <w:b/>
+          <w:color w:val="B45309"/>
+          <w:sz w:val="17"/>
+        </w:rPr>
+        <w:t xml:space="preserve">    CONTENT PRESENTER</w:t>
+      </w:r>
+      <w:r>
+        <w:rPr>
+          <w:b w:val="0"/>
+          <w:color w:val="7F7F7F"/>
+          <w:sz w:val="16"/>
+        </w:rPr>
+        <w:t xml:space="preserve">   · slide 14 of 16</w:t>
       </w:r>
     </w:p>
     <w:p>
       <w:pPr>
         <w:keepNext/>
-        <w:spacing w:after="40"/>
+        <w:pBdr>
+          <w:left w:val="double" w:sz="12" w:space="8" w:color="B45309"/>
+        </w:pBdr>
+        <w:spacing w:before="0" w:after="60"/>
       </w:pPr>
       <w:r>
         <w:rPr>
@@ -1024,12 +1871,30 @@
           <w:color w:val="6B8E3F"/>
           <w:sz w:val="18"/>
         </w:rPr>
-        <w:t>S2 · COMMISSIONING · LEAD: CONTENT PRESENTER</w:t>
+        <w:t xml:space="preserve">S2 · COMMISSIONING · </w:t>
+      </w:r>
+      <w:r>
+        <w:rPr>
+          <w:b/>
+          <w:color w:val="B45309"/>
+          <w:sz w:val="18"/>
+        </w:rPr>
+        <w:t>LEAD: CONTENT PRESENTER</w:t>
+      </w:r>
+      <w:r>
+        <w:rPr>
+          <w:b/>
+          <w:color w:val="6B8E3F"/>
+          <w:sz w:val="18"/>
+        </w:rPr>
       </w:r>
     </w:p>
     <w:p>
       <w:pPr>
-        <w:ind w:left="216"/>
+        <w:pBdr>
+          <w:left w:val="double" w:sz="12" w:space="8" w:color="B45309"/>
+        </w:pBdr>
+        <w:spacing w:before="0" w:after="20"/>
       </w:pPr>
       <w:r>
         <w:rPr>
@@ -1041,7 +1906,10 @@
     </w:p>
     <w:p>
       <w:pPr>
-        <w:ind w:left="216"/>
+        <w:pBdr>
+          <w:left w:val="double" w:sz="12" w:space="8" w:color="B45309"/>
+        </w:pBdr>
+        <w:spacing w:before="0" w:after="60"/>
       </w:pPr>
       <w:r>
         <w:t>1. The four parts, in order: the homework practice, week one; the end-of-week-one check-in; the homework practice, week two; one sentence of preparation.</w:t>
@@ -1049,7 +1917,10 @@
     </w:p>
     <w:p>
       <w:pPr>
-        <w:ind w:left="216"/>
+        <w:pBdr>
+          <w:left w:val="double" w:sz="12" w:space="8" w:color="B45309"/>
+        </w:pBdr>
+        <w:spacing w:before="0" w:after="60"/>
       </w:pPr>
       <w:r>
         <w:t>2. Check-in partners are named aloud before leaving this slide — the sheet has the line to write the name.</w:t>
@@ -1057,24 +1928,40 @@
     </w:p>
     <w:p>
       <w:pPr>
-        <w:ind w:left="216"/>
+        <w:pBdr>
+          <w:left w:val="double" w:sz="12" w:space="8" w:color="B45309"/>
+        </w:pBdr>
+        <w:spacing w:before="0" w:after="60"/>
       </w:pPr>
       <w:r>
         <w:rPr>
           <w:b/>
           <w:color w:val="595959"/>
         </w:rPr>
-        <w:t>GUARD:</w:t>
+        <w:t xml:space="preserve">GUARD: </w:t>
       </w:r>
       <w:r>
-        <w:t xml:space="preserve"> The sheet-walk, not a re-teach.</w:t>
+        <w:t>The sheet-walk, not a re-teach.</w:t>
       </w:r>
     </w:p>
     <w:p>
       <w:pPr>
         <w:keepNext/>
-        <w:spacing w:before="160" w:after="20"/>
+        <w:pBdr>
+          <w:left w:val="thickThinSmallGap" w:sz="24" w:space="8" w:color="6B3FA0"/>
+        </w:pBdr>
+        <w:shd w:val="clear" w:color="auto" w:fill="ECE3F5"/>
+        <w:spacing w:before="160" w:after="40"/>
       </w:pPr>
+      <w:r>
+        <w:rPr>
+          <w:rFonts w:ascii="Cambria" w:hAnsi="Cambria"/>
+          <w:b/>
+          <w:color w:val="6B3FA0"/>
+          <w:sz w:val="30"/>
+        </w:rPr>
+        <w:t>35</w:t>
+      </w:r>
       <w:r>
         <w:rPr>
           <w:rFonts w:ascii="Cambria" w:hAnsi="Cambria"/>
@@ -1082,13 +1969,32 @@
           <w:color w:val="2C5F2D"/>
           <w:sz w:val="24"/>
         </w:rPr>
-        <w:t>Slide 15 — The Leader Feedback Round</w:t>
+        <w:t xml:space="preserve">   The Leader Feedback Round</w:t>
+      </w:r>
+      <w:r>
+        <w:rPr>
+          <w:b/>
+          <w:color w:val="6B3FA0"/>
+          <w:sz w:val="17"/>
+        </w:rPr>
+        <w:t xml:space="preserve">    BOTH LEADERS</w:t>
+      </w:r>
+      <w:r>
+        <w:rPr>
+          <w:b w:val="0"/>
+          <w:color w:val="7F7F7F"/>
+          <w:sz w:val="16"/>
+        </w:rPr>
+        <w:t xml:space="preserve">   · slide 15 of 16</w:t>
       </w:r>
     </w:p>
     <w:p>
       <w:pPr>
         <w:keepNext/>
-        <w:spacing w:after="40"/>
+        <w:pBdr>
+          <w:left w:val="thickThinSmallGap" w:sz="24" w:space="8" w:color="6B3FA0"/>
+        </w:pBdr>
+        <w:spacing w:before="0" w:after="60"/>
       </w:pPr>
       <w:r>
         <w:rPr>
@@ -1096,12 +2002,30 @@
           <w:color w:val="6B8E3F"/>
           <w:sz w:val="18"/>
         </w:rPr>
-        <w:t>S2 · 8:24–8:28 · LEAD: BOTH LEADERS</w:t>
+        <w:t xml:space="preserve">S2 · 8:24–8:28 · </w:t>
+      </w:r>
+      <w:r>
+        <w:rPr>
+          <w:b/>
+          <w:color w:val="6B3FA0"/>
+          <w:sz w:val="18"/>
+        </w:rPr>
+        <w:t>LEAD: BOTH LEADERS</w:t>
+      </w:r>
+      <w:r>
+        <w:rPr>
+          <w:b/>
+          <w:color w:val="6B8E3F"/>
+          <w:sz w:val="18"/>
+        </w:rPr>
       </w:r>
     </w:p>
     <w:p>
       <w:pPr>
-        <w:ind w:left="216"/>
+        <w:pBdr>
+          <w:left w:val="thickThinSmallGap" w:sz="24" w:space="8" w:color="6B3FA0"/>
+        </w:pBdr>
+        <w:spacing w:before="0" w:after="20"/>
       </w:pPr>
       <w:r>
         <w:rPr>
@@ -1113,7 +2037,10 @@
     </w:p>
     <w:p>
       <w:pPr>
-        <w:ind w:left="216"/>
+        <w:pBdr>
+          <w:left w:val="thickThinSmallGap" w:sz="24" w:space="8" w:color="6B3FA0"/>
+        </w:pBdr>
+        <w:spacing w:before="0" w:after="60"/>
       </w:pPr>
       <w:r>
         <w:t>1. Your three things first: what went well; what I'd do differently; what I'd tell someone teaching today's process.</w:t>
@@ -1121,7 +2048,10 @@
     </w:p>
     <w:p>
       <w:pPr>
-        <w:ind w:left="216"/>
+        <w:pBdr>
+          <w:left w:val="thickThinSmallGap" w:sz="24" w:space="8" w:color="6B3FA0"/>
+        </w:pBdr>
+        <w:spacing w:before="0" w:after="60"/>
       </w:pPr>
       <w:r>
         <w:t>2. Room's two questions; two or three voices is plenty.</w:t>
@@ -1129,7 +2059,10 @@
     </w:p>
     <w:p>
       <w:pPr>
-        <w:ind w:left="216"/>
+        <w:pBdr>
+          <w:left w:val="thickThinSmallGap" w:sz="24" w:space="8" w:color="6B3FA0"/>
+        </w:pBdr>
+        <w:spacing w:before="0" w:after="60"/>
       </w:pPr>
       <w:r>
         <w:t>3. Receive without defending — 'thank you' is the whole response.</w:t>
@@ -1137,24 +2070,40 @@
     </w:p>
     <w:p>
       <w:pPr>
-        <w:ind w:left="216"/>
+        <w:pBdr>
+          <w:left w:val="thickThinSmallGap" w:sz="24" w:space="8" w:color="6B3FA0"/>
+        </w:pBdr>
+        <w:spacing w:before="0" w:after="60"/>
       </w:pPr>
       <w:r>
         <w:rPr>
           <w:b/>
           <w:color w:val="595959"/>
         </w:rPr>
-        <w:t>CUES:</w:t>
+        <w:t xml:space="preserve">CUES: </w:t>
       </w:r>
       <w:r>
-        <w:t xml:space="preserve"> May be dropped if the room's energy needs something else; dropping it twice running goes to the team debrief.</w:t>
+        <w:t>May be dropped if the room's energy needs something else; dropping it twice running goes to the team debrief.</w:t>
       </w:r>
     </w:p>
     <w:p>
       <w:pPr>
         <w:keepNext/>
-        <w:spacing w:before="160" w:after="20"/>
+        <w:pBdr>
+          <w:left w:val="single" w:sz="24" w:space="8" w:color="1F4E79"/>
+        </w:pBdr>
+        <w:shd w:val="clear" w:color="auto" w:fill="DEEAF6"/>
+        <w:spacing w:before="160" w:after="40"/>
       </w:pPr>
+      <w:r>
+        <w:rPr>
+          <w:rFonts w:ascii="Cambria" w:hAnsi="Cambria"/>
+          <w:b/>
+          <w:color w:val="1F4E79"/>
+          <w:sz w:val="30"/>
+        </w:rPr>
+        <w:t>36</w:t>
+      </w:r>
       <w:r>
         <w:rPr>
           <w:rFonts w:ascii="Cambria" w:hAnsi="Cambria"/>
@@ -1162,13 +2111,32 @@
           <w:color w:val="2C5F2D"/>
           <w:sz w:val="24"/>
         </w:rPr>
-        <w:t>Slide 16 — Closing the Container + Aaronic Blessing</w:t>
+        <w:t xml:space="preserve">   Closing the Container + Aaronic Blessing</w:t>
+      </w:r>
+      <w:r>
+        <w:rPr>
+          <w:b/>
+          <w:color w:val="1F4E79"/>
+          <w:sz w:val="17"/>
+        </w:rPr>
+        <w:t xml:space="preserve">    CONTAINER HOLDER</w:t>
+      </w:r>
+      <w:r>
+        <w:rPr>
+          <w:b w:val="0"/>
+          <w:color w:val="7F7F7F"/>
+          <w:sz w:val="16"/>
+        </w:rPr>
+        <w:t xml:space="preserve">   · slide 16 of 16</w:t>
       </w:r>
     </w:p>
     <w:p>
       <w:pPr>
         <w:keepNext/>
-        <w:spacing w:after="40"/>
+        <w:pBdr>
+          <w:left w:val="single" w:sz="24" w:space="8" w:color="1F4E79"/>
+        </w:pBdr>
+        <w:spacing w:before="0" w:after="60"/>
       </w:pPr>
       <w:r>
         <w:rPr>
@@ -1176,12 +2144,30 @@
           <w:color w:val="6B8E3F"/>
           <w:sz w:val="18"/>
         </w:rPr>
-        <w:t>S2 · 8:28–8:30 · LEAD: CONTAINER HOLDER</w:t>
+        <w:t xml:space="preserve">S2 · 8:28–8:30 · </w:t>
+      </w:r>
+      <w:r>
+        <w:rPr>
+          <w:b/>
+          <w:color w:val="1F4E79"/>
+          <w:sz w:val="18"/>
+        </w:rPr>
+        <w:t>LEAD: CONTAINER HOLDER</w:t>
+      </w:r>
+      <w:r>
+        <w:rPr>
+          <w:b/>
+          <w:color w:val="6B8E3F"/>
+          <w:sz w:val="18"/>
+        </w:rPr>
       </w:r>
     </w:p>
     <w:p>
       <w:pPr>
-        <w:ind w:left="216"/>
+        <w:pBdr>
+          <w:left w:val="single" w:sz="24" w:space="8" w:color="1F4E79"/>
+        </w:pBdr>
+        <w:spacing w:before="0" w:after="20"/>
       </w:pPr>
       <w:r>
         <w:rPr>
@@ -1193,7 +2179,10 @@
     </w:p>
     <w:p>
       <w:pPr>
-        <w:ind w:left="216"/>
+        <w:pBdr>
+          <w:left w:val="single" w:sz="24" w:space="8" w:color="1F4E79"/>
+        </w:pBdr>
+        <w:spacing w:before="0" w:after="60"/>
       </w:pPr>
       <w:r>
         <w:t>1. Abbreviated six-step close: one-word landing, one thing I'm taking, one practice (the three soil journals).</w:t>
@@ -1201,7 +2190,10 @@
     </w:p>
     <w:p>
       <w:pPr>
-        <w:ind w:left="216"/>
+        <w:pBdr>
+          <w:left w:val="single" w:sz="24" w:space="8" w:color="1F4E79"/>
+        </w:pBdr>
+        <w:spacing w:before="0" w:after="60"/>
       </w:pPr>
       <w:r>
         <w:t>2. Aaronic blessing parent-to-teen, teen-to-parent — the cohort knows the form now.</w:t>
@@ -1209,7 +2201,10 @@
     </w:p>
     <w:p>
       <w:pPr>
-        <w:ind w:left="216"/>
+        <w:pBdr>
+          <w:left w:val="single" w:sz="24" w:space="8" w:color="1F4E79"/>
+        </w:pBdr>
+        <w:spacing w:before="0" w:after="60"/>
       </w:pPr>
       <w:r>
         <w:t>3. Brief closing prayer naming, without details, what surfaced: 'Father, You saw the rocks and the thorns we named today.'</w:t>
@@ -1217,22 +2212,25 @@
     </w:p>
     <w:p>
       <w:pPr>
-        <w:ind w:left="216"/>
+        <w:pBdr>
+          <w:left w:val="single" w:sz="24" w:space="8" w:color="1F4E79"/>
+        </w:pBdr>
+        <w:spacing w:before="0" w:after="60"/>
       </w:pPr>
       <w:r>
         <w:rPr>
           <w:b/>
           <w:color w:val="595959"/>
         </w:rPr>
-        <w:t>GUARD:</w:t>
+        <w:t xml:space="preserve">GUARD: </w:t>
       </w:r>
       <w:r>
-        <w:t xml:space="preserve"> If the merge ran heavy, give the prayer 60–90 seconds; do not lighten the room.</w:t>
+        <w:t>If the merge ran heavy, give the prayer 60–90 seconds; do not lighten the room.</w:t>
       </w:r>
     </w:p>
     <w:p>
       <w:pPr>
-        <w:spacing w:before="200"/>
+        <w:spacing w:before="200" w:after="0"/>
         <w:jc w:val="center"/>
       </w:pPr>
       <w:r>

--- a/_implementation-notes/evening-series/FotH Evening Session 2 Leader Notes DRAFT v1.docx
+++ b/_implementation-notes/evening-series/FotH Evening Session 2 Leader Notes DRAFT v1.docx
@@ -26,6 +26,26 @@
           <w:sz w:val="18"/>
         </w:rPr>
         <w:t>FotH Evening · the speaker notes, in hand — so the leading pair reads the room, not the screen. The big number on each block is the number in the corner of the screen; the colour is whose block it is. Built from the deck's own notes, so the two always agree.</w:t>
+      </w:r>
+    </w:p>
+    <w:p>
+      <w:pPr>
+        <w:spacing w:before="0" w:after="80"/>
+      </w:pPr>
+      <w:r>
+        <w:rPr>
+          <w:b/>
+          <w:color w:val="2C5F2D"/>
+          <w:sz w:val="18"/>
+        </w:rPr>
+        <w:t xml:space="preserve">Reading the numbers. </w:t>
+      </w:r>
+      <w:r>
+        <w:rPr>
+          <w:color w:val="595959"/>
+          <w:sz w:val="18"/>
+        </w:rPr>
+        <w:t>Match the big number on each block to the number in the bottom-right corner of the screen. This session is 22–36 in the series' one continuous numbering. The first slide, the series title, is “Title” here.</w:t>
       </w:r>
     </w:p>
     <w:p>

--- a/_implementation-notes/evening-series/FotH Evening Session 2 Leader Notes DRAFT v1.docx
+++ b/_implementation-notes/evening-series/FotH Evening Session 2 Leader Notes DRAFT v1.docx
@@ -2250,6 +2250,24 @@
     </w:p>
     <w:p>
       <w:pPr>
+        <w:pBdr>
+          <w:left w:val="single" w:sz="24" w:space="8" w:color="1F4E79"/>
+        </w:pBdr>
+        <w:spacing w:before="0" w:after="60"/>
+      </w:pPr>
+      <w:r>
+        <w:rPr>
+          <w:b/>
+          <w:color w:val="595959"/>
+        </w:rPr>
+        <w:t xml:space="preserve">BLESSINGS: </w:t>
+      </w:r>
+      <w:r>
+        <w:t>eyes on the person, not the screen — nothing to read; say what is on your heart for them, specific and short.</w:t>
+      </w:r>
+    </w:p>
+    <w:p>
+      <w:pPr>
         <w:spacing w:before="200" w:after="0"/>
         <w:jc w:val="center"/>
       </w:pPr>

--- a/_implementation-notes/evening-series/FotH Evening Session 2 Leader Notes DRAFT v1.docx
+++ b/_implementation-notes/evening-series/FotH Evening Session 2 Leader Notes DRAFT v1.docx
@@ -13,7 +13,7 @@
           <w:color w:val="2C5F2D"/>
           <w:sz w:val="36"/>
         </w:rPr>
-        <w:t>Leader Notes — Session 2: The Soil Of Your Heart</w:t>
+        <w:t>Leader Notes — Evening 2: The Soil Of Your Heart</w:t>
       </w:r>
     </w:p>
     <w:p>
@@ -203,7 +203,7 @@
           <w:color w:val="2C5F2D"/>
           <w:sz w:val="24"/>
         </w:rPr>
-        <w:t xml:space="preserve">   SESSION 2</w:t>
+        <w:t xml:space="preserve">   EVENING 2</w:t>
       </w:r>
       <w:r>
         <w:rPr>
@@ -236,7 +236,7 @@
           <w:color w:val="6B8E3F"/>
           <w:sz w:val="18"/>
         </w:rPr>
-        <w:t>S2 · pre-session · DIVIDER</w:t>
+        <w:t>E2 · pre-session · DIVIDER</w:t>
       </w:r>
     </w:p>
     <w:p>
@@ -308,7 +308,7 @@
           <w:color w:val="6B8E3F"/>
           <w:sz w:val="18"/>
         </w:rPr>
-        <w:t xml:space="preserve">S2 · WELCOME · </w:t>
+        <w:t xml:space="preserve">E2 · WELCOME · </w:t>
       </w:r>
       <w:r>
         <w:rPr>
@@ -350,7 +350,7 @@
         <w:spacing w:before="0" w:after="60"/>
       </w:pPr>
       <w:r>
-        <w:t>1. Locate tonight on the map, plainly: Session 2 stands in the first box — Connect with Self. Each connection makes the next one real (Matt. 22:37–40).</w:t>
+        <w:t>1. Locate tonight on the map, plainly: Evening 2 stands in the first box — Connect with Self. Each connection makes the next one real (Matt. 22:37–40).</w:t>
       </w:r>
     </w:p>
     <w:p>
@@ -418,7 +418,7 @@
           <w:color w:val="2C5F2D"/>
           <w:sz w:val="24"/>
         </w:rPr>
-        <w:t xml:space="preserve">   Session 2 — Tonight’s Road</w:t>
+        <w:t xml:space="preserve">   Evening 2 — Tonight’s Road</w:t>
       </w:r>
       <w:r>
         <w:rPr>
@@ -451,7 +451,7 @@
           <w:color w:val="6B8E3F"/>
           <w:sz w:val="18"/>
         </w:rPr>
-        <w:t xml:space="preserve">S2 · 7:00–8:30 · </w:t>
+        <w:t xml:space="preserve">E2 · 7:00–8:30 · </w:t>
       </w:r>
       <w:r>
         <w:rPr>
@@ -593,7 +593,7 @@
           <w:color w:val="6B8E3F"/>
           <w:sz w:val="18"/>
         </w:rPr>
-        <w:t xml:space="preserve">S2 · 7:00–7:08 · </w:t>
+        <w:t xml:space="preserve">E2 · 7:00–7:08 · </w:t>
       </w:r>
       <w:r>
         <w:rPr>
@@ -645,7 +645,7 @@
         <w:spacing w:before="0" w:after="60"/>
       </w:pPr>
       <w:r>
-        <w:t>2. Four conditions: name them once; nods or a quiet yes are enough. Re-teach only if Week 1 felt unsafe.</w:t>
+        <w:t>2. Four conditions: name them once; nods or a quiet yes are enough. Re-teach only if Evening 1 felt unsafe.</w:t>
       </w:r>
     </w:p>
     <w:p>
@@ -720,7 +720,7 @@
           <w:color w:val="2C5F2D"/>
           <w:sz w:val="24"/>
         </w:rPr>
-        <w:t xml:space="preserve">   Check-In on Week 1 Practice</w:t>
+        <w:t xml:space="preserve">   Check-In on Evening 1 Practice</w:t>
       </w:r>
       <w:r>
         <w:rPr>
@@ -753,7 +753,7 @@
           <w:color w:val="6B8E3F"/>
           <w:sz w:val="18"/>
         </w:rPr>
-        <w:t xml:space="preserve">S2 · 7:08–7:25 · </w:t>
+        <w:t xml:space="preserve">E2 · 7:08–7:25 · </w:t>
       </w:r>
       <w:r>
         <w:rPr>
@@ -895,7 +895,7 @@
           <w:color w:val="6B8E3F"/>
           <w:sz w:val="18"/>
         </w:rPr>
-        <w:t xml:space="preserve">S2 · 7:25–7:39 · </w:t>
+        <w:t xml:space="preserve">E2 · 7:25–7:39 · </w:t>
       </w:r>
       <w:r>
         <w:rPr>
@@ -1037,7 +1037,7 @@
           <w:color w:val="6B8E3F"/>
           <w:sz w:val="18"/>
         </w:rPr>
-        <w:t xml:space="preserve">S2 · 7:25–7:39 · </w:t>
+        <w:t xml:space="preserve">E2 · 7:25–7:39 · </w:t>
       </w:r>
       <w:r>
         <w:rPr>
@@ -1179,7 +1179,7 @@
           <w:color w:val="6B8E3F"/>
           <w:sz w:val="18"/>
         </w:rPr>
-        <w:t xml:space="preserve">S2 · 7:40–8:10 · </w:t>
+        <w:t xml:space="preserve">E2 · 7:40–8:10 · </w:t>
       </w:r>
       <w:r>
         <w:rPr>
@@ -1322,7 +1322,7 @@
           <w:color w:val="6B8E3F"/>
           <w:sz w:val="18"/>
         </w:rPr>
-        <w:t xml:space="preserve">S2 · 7:40–8:10 · </w:t>
+        <w:t xml:space="preserve">E2 · 7:40–8:10 · </w:t>
       </w:r>
       <w:r>
         <w:rPr>
@@ -1483,7 +1483,7 @@
           <w:color w:val="6B8E3F"/>
           <w:sz w:val="18"/>
         </w:rPr>
-        <w:t xml:space="preserve">S2 · 8:11–8:20 · </w:t>
+        <w:t xml:space="preserve">E2 · 8:11–8:20 · </w:t>
       </w:r>
       <w:r>
         <w:rPr>
@@ -1625,7 +1625,7 @@
           <w:color w:val="6B8E3F"/>
           <w:sz w:val="18"/>
         </w:rPr>
-        <w:t xml:space="preserve">S2 · 8:20–8:24 · </w:t>
+        <w:t xml:space="preserve">E2 · 8:20–8:24 · </w:t>
       </w:r>
       <w:r>
         <w:rPr>
@@ -1749,7 +1749,7 @@
           <w:color w:val="6B8E3F"/>
           <w:sz w:val="18"/>
         </w:rPr>
-        <w:t xml:space="preserve">S2 · COMMISSIONING · </w:t>
+        <w:t xml:space="preserve">E2 · COMMISSIONING · </w:t>
       </w:r>
       <w:r>
         <w:rPr>
@@ -1891,7 +1891,7 @@
           <w:color w:val="6B8E3F"/>
           <w:sz w:val="18"/>
         </w:rPr>
-        <w:t xml:space="preserve">S2 · COMMISSIONING · </w:t>
+        <w:t xml:space="preserve">E2 · COMMISSIONING · </w:t>
       </w:r>
       <w:r>
         <w:rPr>
@@ -2022,7 +2022,7 @@
           <w:color w:val="6B8E3F"/>
           <w:sz w:val="18"/>
         </w:rPr>
-        <w:t xml:space="preserve">S2 · 8:24–8:28 · </w:t>
+        <w:t xml:space="preserve">E2 · 8:24–8:28 · </w:t>
       </w:r>
       <w:r>
         <w:rPr>
@@ -2164,7 +2164,7 @@
           <w:color w:val="6B8E3F"/>
           <w:sz w:val="18"/>
         </w:rPr>
-        <w:t xml:space="preserve">S2 · 8:28–8:30 · </w:t>
+        <w:t xml:space="preserve">E2 · 8:28–8:30 · </w:t>
       </w:r>
       <w:r>
         <w:rPr>
@@ -2281,6 +2281,8 @@
       </w:r>
     </w:p>
     <w:sectPr>
+      <w:headerReference w:type="default" r:id="rId9"/>
+      <w:footerReference w:type="default" r:id="rId10"/>
       <w:pgSz w:w="12240" w:h="15840"/>
       <w:pgMar w:top="1008" w:right="1152" w:bottom="1008" w:left="1152" w:header="720" w:footer="720" w:gutter="0"/>
       <w:cols w:space="720"/>
@@ -2288,6 +2290,26 @@
     </w:sectPr>
   </w:body>
 </w:document>
+</file>
+
+<file path=word/footer1.xml><?xml version="1.0" encoding="utf-8"?>
+<w:ftr xmlns:m="http://schemas.openxmlformats.org/officeDocument/2006/math" xmlns:mc="http://schemas.openxmlformats.org/markup-compatibility/2006" xmlns:mo="http://schemas.microsoft.com/office/mac/office/2008/main" xmlns:mv="urn:schemas-microsoft-com:mac:vml" xmlns:o="urn:schemas-microsoft-com:office:office" xmlns:r="http://schemas.openxmlformats.org/officeDocument/2006/relationships" xmlns:v="urn:schemas-microsoft-com:vml" xmlns:w10="urn:schemas-microsoft-com:office:word" xmlns:w14="http://schemas.microsoft.com/office/word/2010/wordml" xmlns:w="http://schemas.openxmlformats.org/wordprocessingml/2006/main" xmlns:wne="http://schemas.microsoft.com/office/word/2006/wordml" xmlns:wp14="http://schemas.microsoft.com/office/word/2010/wordprocessingDrawing" xmlns:wp="http://schemas.openxmlformats.org/drawingml/2006/wordprocessingDrawing" xmlns:wpc="http://schemas.microsoft.com/office/word/2010/wordprocessingCanvas" xmlns:wpg="http://schemas.microsoft.com/office/word/2010/wordprocessingGroup" xmlns:wpi="http://schemas.microsoft.com/office/word/2010/wordprocessingInk" xmlns:wps="http://schemas.microsoft.com/office/word/2010/wordprocessingShape" mc:Ignorable="w14 wp14">
+  <w:p>
+    <w:pPr>
+      <w:pStyle w:val="Footer"/>
+    </w:pPr>
+  </w:p>
+</w:ftr>
+</file>
+
+<file path=word/header1.xml><?xml version="1.0" encoding="utf-8"?>
+<w:hdr xmlns:m="http://schemas.openxmlformats.org/officeDocument/2006/math" xmlns:mc="http://schemas.openxmlformats.org/markup-compatibility/2006" xmlns:mo="http://schemas.microsoft.com/office/mac/office/2008/main" xmlns:mv="urn:schemas-microsoft-com:mac:vml" xmlns:o="urn:schemas-microsoft-com:office:office" xmlns:r="http://schemas.openxmlformats.org/officeDocument/2006/relationships" xmlns:v="urn:schemas-microsoft-com:vml" xmlns:w10="urn:schemas-microsoft-com:office:word" xmlns:w14="http://schemas.microsoft.com/office/word/2010/wordml" xmlns:w="http://schemas.openxmlformats.org/wordprocessingml/2006/main" xmlns:wne="http://schemas.microsoft.com/office/word/2006/wordml" xmlns:wp14="http://schemas.microsoft.com/office/word/2010/wordprocessingDrawing" xmlns:wp="http://schemas.openxmlformats.org/drawingml/2006/wordprocessingDrawing" xmlns:wpc="http://schemas.microsoft.com/office/word/2010/wordprocessingCanvas" xmlns:wpg="http://schemas.microsoft.com/office/word/2010/wordprocessingGroup" xmlns:wpi="http://schemas.microsoft.com/office/word/2010/wordprocessingInk" xmlns:wps="http://schemas.microsoft.com/office/word/2010/wordprocessingShape" mc:Ignorable="w14 wp14">
+  <w:p>
+    <w:pPr>
+      <w:pStyle w:val="Header"/>
+    </w:pPr>
+  </w:p>
+</w:hdr>
 </file>
 
 <file path=word/numbering.xml><?xml version="1.0" encoding="utf-8"?>
